--- a/output/cmp_infra_check_2026_W02.docx
+++ b/output/cmp_infra_check_2026_W02.docx
@@ -16,7 +16,7 @@
         <w:jc w:val="center"/>
       </w:pPr>
       <w:r>
-        <w:t>생성일시: 2026-01-05 07:41:19</w:t>
+        <w:t>생성일시: 2026-01-05 09:26:27</w:t>
         <w:br/>
       </w:r>
       <w:r>
@@ -138,7 +138,7 @@
               <w:jc w:val="center"/>
             </w:pPr>
             <w:r>
-              <w:t>92</w:t>
+              <w:t>93</w:t>
             </w:r>
           </w:p>
         </w:tc>
@@ -155,7 +155,7 @@
                 <w:b/>
                 <w:color w:val="008000"/>
               </w:rPr>
-              <w:t>61</w:t>
+              <w:t>86</w:t>
             </w:r>
           </w:p>
         </w:tc>
@@ -172,7 +172,7 @@
                 <w:b/>
                 <w:color w:val="FFA500"/>
               </w:rPr>
-              <w:t>5</w:t>
+              <w:t>4</w:t>
             </w:r>
           </w:p>
         </w:tc>
@@ -189,7 +189,7 @@
                 <w:b/>
                 <w:color w:val="FF0000"/>
               </w:rPr>
-              <w:t>24</w:t>
+              <w:t>3</w:t>
             </w:r>
           </w:p>
         </w:tc>
@@ -206,7 +206,7 @@
                 <w:b/>
                 <w:color w:val="808080"/>
               </w:rPr>
-              <w:t>2</w:t>
+              <w:t>0</w:t>
             </w:r>
           </w:p>
         </w:tc>
@@ -406,7 +406,7 @@
               <w:jc w:val="center"/>
             </w:pPr>
             <w:r>
-              <w:t>60</w:t>
+              <w:t>85</w:t>
             </w:r>
           </w:p>
         </w:tc>
@@ -419,7 +419,7 @@
               <w:jc w:val="center"/>
             </w:pPr>
             <w:r>
-              <w:t>4</w:t>
+              <w:t>3</w:t>
             </w:r>
           </w:p>
         </w:tc>
@@ -432,7 +432,7 @@
               <w:jc w:val="center"/>
             </w:pPr>
             <w:r>
-              <w:t>24</w:t>
+              <w:t>3</w:t>
             </w:r>
           </w:p>
         </w:tc>
@@ -445,7 +445,7 @@
               <w:jc w:val="center"/>
             </w:pPr>
             <w:r>
-              <w:t>2</w:t>
+              <w:t>0</w:t>
             </w:r>
           </w:p>
         </w:tc>
@@ -712,7 +712,7 @@
               <w:jc w:val="center"/>
             </w:pPr>
             <w:r>
-              <w:t>18</w:t>
+              <w:t>27</w:t>
             </w:r>
           </w:p>
         </w:tc>
@@ -725,7 +725,7 @@
               <w:jc w:val="center"/>
             </w:pPr>
             <w:r>
-              <w:t>2</w:t>
+              <w:t>0</w:t>
             </w:r>
           </w:p>
         </w:tc>
@@ -738,7 +738,7 @@
               <w:jc w:val="center"/>
             </w:pPr>
             <w:r>
-              <w:t>7</w:t>
+              <w:t>0</w:t>
             </w:r>
           </w:p>
         </w:tc>
@@ -779,7 +779,7 @@
               <w:jc w:val="center"/>
             </w:pPr>
             <w:r>
-              <w:t>5</w:t>
+              <w:t>8</w:t>
             </w:r>
           </w:p>
         </w:tc>
@@ -792,7 +792,7 @@
               <w:jc w:val="center"/>
             </w:pPr>
             <w:r>
-              <w:t>1</w:t>
+              <w:t>0</w:t>
             </w:r>
           </w:p>
         </w:tc>
@@ -818,7 +818,7 @@
               <w:jc w:val="center"/>
             </w:pPr>
             <w:r>
-              <w:t>2</w:t>
+              <w:t>0</w:t>
             </w:r>
           </w:p>
         </w:tc>
@@ -846,7 +846,7 @@
               <w:jc w:val="center"/>
             </w:pPr>
             <w:r>
-              <w:t>3</w:t>
+              <w:t>6</w:t>
             </w:r>
           </w:p>
         </w:tc>
@@ -859,7 +859,7 @@
               <w:jc w:val="center"/>
             </w:pPr>
             <w:r>
-              <w:t>1</w:t>
+              <w:t>3</w:t>
             </w:r>
           </w:p>
         </w:tc>
@@ -872,7 +872,7 @@
               <w:jc w:val="center"/>
             </w:pPr>
             <w:r>
-              <w:t>6</w:t>
+              <w:t>1</w:t>
             </w:r>
           </w:p>
         </w:tc>
@@ -913,7 +913,7 @@
               <w:jc w:val="center"/>
             </w:pPr>
             <w:r>
-              <w:t>0</w:t>
+              <w:t>1</w:t>
             </w:r>
           </w:p>
         </w:tc>
@@ -939,7 +939,7 @@
               <w:jc w:val="center"/>
             </w:pPr>
             <w:r>
-              <w:t>1</w:t>
+              <w:t>0</w:t>
             </w:r>
           </w:p>
         </w:tc>
@@ -980,7 +980,7 @@
               <w:jc w:val="center"/>
             </w:pPr>
             <w:r>
-              <w:t>1</w:t>
+              <w:t>2</w:t>
             </w:r>
           </w:p>
         </w:tc>
@@ -1006,7 +1006,7 @@
               <w:jc w:val="center"/>
             </w:pPr>
             <w:r>
-              <w:t>1</w:t>
+              <w:t>0</w:t>
             </w:r>
           </w:p>
         </w:tc>
@@ -1047,7 +1047,7 @@
               <w:jc w:val="center"/>
             </w:pPr>
             <w:r>
-              <w:t>1</w:t>
+              <w:t>2</w:t>
             </w:r>
           </w:p>
         </w:tc>
@@ -1073,7 +1073,7 @@
               <w:jc w:val="center"/>
             </w:pPr>
             <w:r>
-              <w:t>1</w:t>
+              <w:t>0</w:t>
             </w:r>
           </w:p>
         </w:tc>
@@ -1114,7 +1114,7 @@
               <w:jc w:val="center"/>
             </w:pPr>
             <w:r>
-              <w:t>0</w:t>
+              <w:t>1</w:t>
             </w:r>
           </w:p>
         </w:tc>
@@ -1140,7 +1140,7 @@
               <w:jc w:val="center"/>
             </w:pPr>
             <w:r>
-              <w:t>1</w:t>
+              <w:t>0</w:t>
             </w:r>
           </w:p>
         </w:tc>
@@ -1181,7 +1181,7 @@
               <w:jc w:val="center"/>
             </w:pPr>
             <w:r>
-              <w:t>1</w:t>
+              <w:t>2</w:t>
             </w:r>
           </w:p>
         </w:tc>
@@ -1207,7 +1207,7 @@
               <w:jc w:val="center"/>
             </w:pPr>
             <w:r>
-              <w:t>2</w:t>
+              <w:t>1</w:t>
             </w:r>
           </w:p>
         </w:tc>
@@ -1248,7 +1248,7 @@
               <w:jc w:val="center"/>
             </w:pPr>
             <w:r>
-              <w:t>0</w:t>
+              <w:t>1</w:t>
             </w:r>
           </w:p>
         </w:tc>
@@ -1274,7 +1274,7 @@
               <w:jc w:val="center"/>
             </w:pPr>
             <w:r>
-              <w:t>1</w:t>
+              <w:t>0</w:t>
             </w:r>
           </w:p>
         </w:tc>
@@ -1315,7 +1315,7 @@
               <w:jc w:val="center"/>
             </w:pPr>
             <w:r>
-              <w:t>0</w:t>
+              <w:t>2</w:t>
             </w:r>
           </w:p>
         </w:tc>
@@ -1341,7 +1341,7 @@
               <w:jc w:val="center"/>
             </w:pPr>
             <w:r>
-              <w:t>2</w:t>
+              <w:t>0</w:t>
             </w:r>
           </w:p>
         </w:tc>
@@ -1382,7 +1382,7 @@
               <w:jc w:val="center"/>
             </w:pPr>
             <w:r>
-              <w:t>0</w:t>
+              <w:t>1</w:t>
             </w:r>
           </w:p>
         </w:tc>
@@ -1408,7 +1408,7 @@
               <w:jc w:val="center"/>
             </w:pPr>
             <w:r>
-              <w:t>1</w:t>
+              <w:t>0</w:t>
             </w:r>
           </w:p>
         </w:tc>
@@ -1517,6 +1517,73 @@
             </w:pPr>
             <w:r>
               <w:t>3</w:t>
+            </w:r>
+          </w:p>
+        </w:tc>
+        <w:tc>
+          <w:tcPr>
+            <w:tcW w:type="dxa" w:w="1728"/>
+          </w:tcPr>
+          <w:p>
+            <w:pPr>
+              <w:jc w:val="center"/>
+            </w:pPr>
+            <w:r>
+              <w:t>0</w:t>
+            </w:r>
+          </w:p>
+        </w:tc>
+        <w:tc>
+          <w:tcPr>
+            <w:tcW w:type="dxa" w:w="1728"/>
+          </w:tcPr>
+          <w:p>
+            <w:pPr>
+              <w:jc w:val="center"/>
+            </w:pPr>
+            <w:r>
+              <w:t>0</w:t>
+            </w:r>
+          </w:p>
+        </w:tc>
+        <w:tc>
+          <w:tcPr>
+            <w:tcW w:type="dxa" w:w="1728"/>
+          </w:tcPr>
+          <w:p>
+            <w:pPr>
+              <w:jc w:val="center"/>
+            </w:pPr>
+            <w:r>
+              <w:t>0</w:t>
+            </w:r>
+          </w:p>
+        </w:tc>
+      </w:tr>
+      <w:tr>
+        <w:tc>
+          <w:tcPr>
+            <w:tcW w:type="dxa" w:w="1728"/>
+          </w:tcPr>
+          <w:p>
+            <w:pPr>
+              <w:jc w:val="center"/>
+            </w:pPr>
+            <w:r>
+              <w:t>Storage Detail</w:t>
+            </w:r>
+          </w:p>
+        </w:tc>
+        <w:tc>
+          <w:tcPr>
+            <w:tcW w:type="dxa" w:w="1728"/>
+          </w:tcPr>
+          <w:p>
+            <w:pPr>
+              <w:jc w:val="center"/>
+            </w:pPr>
+            <w:r>
+              <w:t>1</w:t>
             </w:r>
           </w:p>
         </w:tc>
@@ -2115,7 +2182,7 @@
           </w:tcPr>
           <w:p>
             <w:r>
-              <w:t>up 3 weeks, 4 days, 23 hours, ...</w:t>
+              <w:t>up 3 weeks, 5 days, 1 hour, 21...</w:t>
             </w:r>
           </w:p>
         </w:tc>
@@ -2227,7 +2294,7 @@
           </w:tcPr>
           <w:p>
             <w:r>
-              <w:t>0.29</w:t>
+              <w:t>0.63</w:t>
             </w:r>
           </w:p>
         </w:tc>
@@ -2283,7 +2350,7 @@
           </w:tcPr>
           <w:p>
             <w:r>
-              <w:t>2368</w:t>
+              <w:t>2432</w:t>
             </w:r>
           </w:p>
         </w:tc>
@@ -2339,7 +2406,7 @@
           </w:tcPr>
           <w:p>
             <w:r>
-              <w:t>885</w:t>
+              <w:t>916</w:t>
             </w:r>
           </w:p>
         </w:tc>
@@ -2507,7 +2574,7 @@
           </w:tcPr>
           <w:p>
             <w:r>
-              <w:t>19.8</w:t>
+              <w:t>20.3</w:t>
             </w:r>
           </w:p>
         </w:tc>
@@ -2619,7 +2686,7 @@
           </w:tcPr>
           <w:p>
             <w:r>
-              <w:t>up 3 weeks, 4 days, 23 hours, ...</w:t>
+              <w:t>up 3 weeks, 5 days, 1 hour, 21...</w:t>
             </w:r>
           </w:p>
         </w:tc>
@@ -2731,7 +2798,7 @@
           </w:tcPr>
           <w:p>
             <w:r>
-              <w:t>0.22</w:t>
+              <w:t>0.16</w:t>
             </w:r>
           </w:p>
         </w:tc>
@@ -2787,7 +2854,7 @@
           </w:tcPr>
           <w:p>
             <w:r>
-              <w:t>2400</w:t>
+              <w:t>3424</w:t>
             </w:r>
           </w:p>
         </w:tc>
@@ -2843,7 +2910,7 @@
           </w:tcPr>
           <w:p>
             <w:r>
-              <w:t>823</w:t>
+              <w:t>843</w:t>
             </w:r>
           </w:p>
         </w:tc>
@@ -3011,7 +3078,7 @@
           </w:tcPr>
           <w:p>
             <w:r>
-              <w:t>18.5</w:t>
+              <w:t>18.6</w:t>
             </w:r>
           </w:p>
         </w:tc>
@@ -3123,7 +3190,7 @@
           </w:tcPr>
           <w:p>
             <w:r>
-              <w:t>up 3 weeks, 4 days, 23 hours, ...</w:t>
+              <w:t>up 3 weeks, 5 days, 1 hour, 21...</w:t>
             </w:r>
           </w:p>
         </w:tc>
@@ -3235,7 +3302,7 @@
           </w:tcPr>
           <w:p>
             <w:r>
-              <w:t>0.11</w:t>
+              <w:t>0.40</w:t>
             </w:r>
           </w:p>
         </w:tc>
@@ -3291,7 +3358,7 @@
           </w:tcPr>
           <w:p>
             <w:r>
-              <w:t>2368</w:t>
+              <w:t>3392</w:t>
             </w:r>
           </w:p>
         </w:tc>
@@ -3347,7 +3414,7 @@
           </w:tcPr>
           <w:p>
             <w:r>
-              <w:t>820</w:t>
+              <w:t>837</w:t>
             </w:r>
           </w:p>
         </w:tc>
@@ -3564,7 +3631,7 @@
           </w:tcPr>
           <w:p>
             <w:r>
-              <w:t>53</w:t>
+              <w:t>58</w:t>
             </w:r>
           </w:p>
         </w:tc>
@@ -3597,62 +3664,6 @@
           <w:p>
             <w:r>
               <w:t>메모리 사용량</w:t>
-            </w:r>
-          </w:p>
-        </w:tc>
-        <w:tc>
-          <w:tcPr>
-            <w:tcW w:type="dxa" w:w="1728"/>
-          </w:tcPr>
-          <w:p>
-            <w:r>
-              <w:rPr>
-                <w:b/>
-                <w:color w:val="FF0000"/>
-              </w:rPr>
-              <w:t>위험</w:t>
-            </w:r>
-          </w:p>
-        </w:tc>
-        <w:tc>
-          <w:tcPr>
-            <w:tcW w:type="dxa" w:w="1728"/>
-          </w:tcPr>
-          <w:p>
-            <w:r>
-              <w:t>97.8</w:t>
-            </w:r>
-          </w:p>
-        </w:tc>
-        <w:tc>
-          <w:tcPr>
-            <w:tcW w:type="dxa" w:w="1728"/>
-          </w:tcPr>
-          <w:p>
-            <w:r>
-              <w:t>임계치 초과 (85)</w:t>
-            </w:r>
-          </w:p>
-        </w:tc>
-      </w:tr>
-      <w:tr>
-        <w:tc>
-          <w:tcPr>
-            <w:tcW w:type="dxa" w:w="1728"/>
-          </w:tcPr>
-          <w:p>
-            <w:r>
-              <w:t>OS-003</w:t>
-            </w:r>
-          </w:p>
-        </w:tc>
-        <w:tc>
-          <w:tcPr>
-            <w:tcW w:type="dxa" w:w="1728"/>
-          </w:tcPr>
-          <w:p>
-            <w:r>
-              <w:t>CPU 사용량</w:t>
             </w:r>
           </w:p>
         </w:tc>
@@ -3676,7 +3687,7 @@
           </w:tcPr>
           <w:p>
             <w:r>
-              <w:t>12</w:t>
+              <w:t>45.0</w:t>
             </w:r>
           </w:p>
         </w:tc>
@@ -3698,17 +3709,17 @@
           </w:tcPr>
           <w:p>
             <w:r>
-              <w:t>OS-004</w:t>
-            </w:r>
-          </w:p>
-        </w:tc>
-        <w:tc>
-          <w:tcPr>
-            <w:tcW w:type="dxa" w:w="1728"/>
-          </w:tcPr>
-          <w:p>
-            <w:r>
-              <w:t>시스템 업타임</w:t>
+              <w:t>OS-003</w:t>
+            </w:r>
+          </w:p>
+        </w:tc>
+        <w:tc>
+          <w:tcPr>
+            <w:tcW w:type="dxa" w:w="1728"/>
+          </w:tcPr>
+          <w:p>
+            <w:r>
+              <w:t>CPU 사용량</w:t>
             </w:r>
           </w:p>
         </w:tc>
@@ -3732,17 +3743,17 @@
           </w:tcPr>
           <w:p>
             <w:r>
-              <w:t>up 3 weeks, 4 days, 19 hours, ...</w:t>
-            </w:r>
-          </w:p>
-        </w:tc>
-        <w:tc>
-          <w:tcPr>
-            <w:tcW w:type="dxa" w:w="1728"/>
-          </w:tcPr>
-          <w:p>
-            <w:r>
-              <w:t>정보 수집 완료</w:t>
+              <w:t>1</w:t>
+            </w:r>
+          </w:p>
+        </w:tc>
+        <w:tc>
+          <w:tcPr>
+            <w:tcW w:type="dxa" w:w="1728"/>
+          </w:tcPr>
+          <w:p>
+            <w:r>
+              <w:t>정상 범위</w:t>
             </w:r>
           </w:p>
         </w:tc>
@@ -3754,129 +3765,17 @@
           </w:tcPr>
           <w:p>
             <w:r>
-              <w:t>OS-005</w:t>
-            </w:r>
-          </w:p>
-        </w:tc>
-        <w:tc>
-          <w:tcPr>
-            <w:tcW w:type="dxa" w:w="1728"/>
-          </w:tcPr>
-          <w:p>
-            <w:r>
-              <w:t>좀비 프로세스</w:t>
-            </w:r>
-          </w:p>
-        </w:tc>
-        <w:tc>
-          <w:tcPr>
-            <w:tcW w:type="dxa" w:w="1728"/>
-          </w:tcPr>
-          <w:p>
-            <w:r>
-              <w:rPr>
-                <w:b/>
-                <w:color w:val="FFA500"/>
-              </w:rPr>
-              <w:t>경고</w:t>
-            </w:r>
-          </w:p>
-        </w:tc>
-        <w:tc>
-          <w:tcPr>
-            <w:tcW w:type="dxa" w:w="1728"/>
-          </w:tcPr>
-          <w:p>
-            <w:r>
-              <w:t>1</w:t>
-            </w:r>
-          </w:p>
-        </w:tc>
-        <w:tc>
-          <w:tcPr>
-            <w:tcW w:type="dxa" w:w="1728"/>
-          </w:tcPr>
-          <w:p>
-            <w:r>
-              <w:t>주의 필요 (1.0개)</w:t>
-            </w:r>
-          </w:p>
-        </w:tc>
-      </w:tr>
-      <w:tr>
-        <w:tc>
-          <w:tcPr>
-            <w:tcW w:type="dxa" w:w="1728"/>
-          </w:tcPr>
-          <w:p>
-            <w:r>
-              <w:t>OS-006</w:t>
-            </w:r>
-          </w:p>
-        </w:tc>
-        <w:tc>
-          <w:tcPr>
-            <w:tcW w:type="dxa" w:w="1728"/>
-          </w:tcPr>
-          <w:p>
-            <w:r>
-              <w:t>로드 애버리지</w:t>
-            </w:r>
-          </w:p>
-        </w:tc>
-        <w:tc>
-          <w:tcPr>
-            <w:tcW w:type="dxa" w:w="1728"/>
-          </w:tcPr>
-          <w:p>
-            <w:r>
-              <w:rPr>
-                <w:b/>
-                <w:color w:val="FF0000"/>
-              </w:rPr>
-              <w:t>위험</w:t>
-            </w:r>
-          </w:p>
-        </w:tc>
-        <w:tc>
-          <w:tcPr>
-            <w:tcW w:type="dxa" w:w="1728"/>
-          </w:tcPr>
-          <w:p>
-            <w:r>
-              <w:t>41.36</w:t>
-            </w:r>
-          </w:p>
-        </w:tc>
-        <w:tc>
-          <w:tcPr>
-            <w:tcW w:type="dxa" w:w="1728"/>
-          </w:tcPr>
-          <w:p>
-            <w:r>
-              <w:t>임계치 초과 (8.0)</w:t>
-            </w:r>
-          </w:p>
-        </w:tc>
-      </w:tr>
-      <w:tr>
-        <w:tc>
-          <w:tcPr>
-            <w:tcW w:type="dxa" w:w="1728"/>
-          </w:tcPr>
-          <w:p>
-            <w:r>
-              <w:t>OS-007</w:t>
-            </w:r>
-          </w:p>
-        </w:tc>
-        <w:tc>
-          <w:tcPr>
-            <w:tcW w:type="dxa" w:w="1728"/>
-          </w:tcPr>
-          <w:p>
-            <w:r>
-              <w:t>열린 파일 수</w:t>
+              <w:t>OS-004</w:t>
+            </w:r>
+          </w:p>
+        </w:tc>
+        <w:tc>
+          <w:tcPr>
+            <w:tcW w:type="dxa" w:w="1728"/>
+          </w:tcPr>
+          <w:p>
+            <w:r>
+              <w:t>시스템 업타임</w:t>
             </w:r>
           </w:p>
         </w:tc>
@@ -3900,17 +3799,17 @@
           </w:tcPr>
           <w:p>
             <w:r>
-              <w:t>4000</w:t>
-            </w:r>
-          </w:p>
-        </w:tc>
-        <w:tc>
-          <w:tcPr>
-            <w:tcW w:type="dxa" w:w="1728"/>
-          </w:tcPr>
-          <w:p>
-            <w:r>
-              <w:t>정상 범위</w:t>
+              <w:t>up 12 minutes</w:t>
+            </w:r>
+          </w:p>
+        </w:tc>
+        <w:tc>
+          <w:tcPr>
+            <w:tcW w:type="dxa" w:w="1728"/>
+          </w:tcPr>
+          <w:p>
+            <w:r>
+              <w:t>정보 수집 완료</w:t>
             </w:r>
           </w:p>
         </w:tc>
@@ -3922,17 +3821,17 @@
           </w:tcPr>
           <w:p>
             <w:r>
-              <w:t>OS-008</w:t>
-            </w:r>
-          </w:p>
-        </w:tc>
-        <w:tc>
-          <w:tcPr>
-            <w:tcW w:type="dxa" w:w="1728"/>
-          </w:tcPr>
-          <w:p>
-            <w:r>
-              <w:t>네트워크 연결</w:t>
+              <w:t>OS-005</w:t>
+            </w:r>
+          </w:p>
+        </w:tc>
+        <w:tc>
+          <w:tcPr>
+            <w:tcW w:type="dxa" w:w="1728"/>
+          </w:tcPr>
+          <w:p>
+            <w:r>
+              <w:t>좀비 프로세스</w:t>
             </w:r>
           </w:p>
         </w:tc>
@@ -3956,17 +3855,17 @@
           </w:tcPr>
           <w:p>
             <w:r>
-              <w:t>30</w:t>
-            </w:r>
-          </w:p>
-        </w:tc>
-        <w:tc>
-          <w:tcPr>
-            <w:tcW w:type="dxa" w:w="1728"/>
-          </w:tcPr>
-          <w:p>
-            <w:r>
-              <w:t>정상 범위</w:t>
+              <w:t>0</w:t>
+            </w:r>
+          </w:p>
+        </w:tc>
+        <w:tc>
+          <w:tcPr>
+            <w:tcW w:type="dxa" w:w="1728"/>
+          </w:tcPr>
+          <w:p>
+            <w:r>
+              <w:t>정상</w:t>
             </w:r>
           </w:p>
         </w:tc>
@@ -3978,17 +3877,17 @@
           </w:tcPr>
           <w:p>
             <w:r>
-              <w:t>OS-009</w:t>
-            </w:r>
-          </w:p>
-        </w:tc>
-        <w:tc>
-          <w:tcPr>
-            <w:tcW w:type="dxa" w:w="1728"/>
-          </w:tcPr>
-          <w:p>
-            <w:r>
-              <w:t>커널 버전</w:t>
+              <w:t>OS-006</w:t>
+            </w:r>
+          </w:p>
+        </w:tc>
+        <w:tc>
+          <w:tcPr>
+            <w:tcW w:type="dxa" w:w="1728"/>
+          </w:tcPr>
+          <w:p>
+            <w:r>
+              <w:t>로드 애버리지</w:t>
             </w:r>
           </w:p>
         </w:tc>
@@ -4012,17 +3911,17 @@
           </w:tcPr>
           <w:p>
             <w:r>
-              <w:t>5.14.0-570.58.1.el9_6.x86_64</w:t>
-            </w:r>
-          </w:p>
-        </w:tc>
-        <w:tc>
-          <w:tcPr>
-            <w:tcW w:type="dxa" w:w="1728"/>
-          </w:tcPr>
-          <w:p>
-            <w:r>
-              <w:t>정보 수집 완료</w:t>
+              <w:t>1.12</w:t>
+            </w:r>
+          </w:p>
+        </w:tc>
+        <w:tc>
+          <w:tcPr>
+            <w:tcW w:type="dxa" w:w="1728"/>
+          </w:tcPr>
+          <w:p>
+            <w:r>
+              <w:t>정상 범위</w:t>
             </w:r>
           </w:p>
         </w:tc>
@@ -4034,17 +3933,17 @@
           </w:tcPr>
           <w:p>
             <w:r>
-              <w:t>OS-001</w:t>
-            </w:r>
-          </w:p>
-        </w:tc>
-        <w:tc>
-          <w:tcPr>
-            <w:tcW w:type="dxa" w:w="1728"/>
-          </w:tcPr>
-          <w:p>
-            <w:r>
-              <w:t>디스크 사용량</w:t>
+              <w:t>OS-007</w:t>
+            </w:r>
+          </w:p>
+        </w:tc>
+        <w:tc>
+          <w:tcPr>
+            <w:tcW w:type="dxa" w:w="1728"/>
+          </w:tcPr>
+          <w:p>
+            <w:r>
+              <w:t>열린 파일 수</w:t>
             </w:r>
           </w:p>
         </w:tc>
@@ -4068,7 +3967,7 @@
           </w:tcPr>
           <w:p>
             <w:r>
-              <w:t>54</w:t>
+              <w:t>6176</w:t>
             </w:r>
           </w:p>
         </w:tc>
@@ -4090,73 +3989,17 @@
           </w:tcPr>
           <w:p>
             <w:r>
-              <w:t>OS-002</w:t>
-            </w:r>
-          </w:p>
-        </w:tc>
-        <w:tc>
-          <w:tcPr>
-            <w:tcW w:type="dxa" w:w="1728"/>
-          </w:tcPr>
-          <w:p>
-            <w:r>
-              <w:t>메모리 사용량</w:t>
-            </w:r>
-          </w:p>
-        </w:tc>
-        <w:tc>
-          <w:tcPr>
-            <w:tcW w:type="dxa" w:w="1728"/>
-          </w:tcPr>
-          <w:p>
-            <w:r>
-              <w:rPr>
-                <w:b/>
-                <w:color w:val="FF0000"/>
-              </w:rPr>
-              <w:t>위험</w:t>
-            </w:r>
-          </w:p>
-        </w:tc>
-        <w:tc>
-          <w:tcPr>
-            <w:tcW w:type="dxa" w:w="1728"/>
-          </w:tcPr>
-          <w:p>
-            <w:r>
-              <w:t>96.3</w:t>
-            </w:r>
-          </w:p>
-        </w:tc>
-        <w:tc>
-          <w:tcPr>
-            <w:tcW w:type="dxa" w:w="1728"/>
-          </w:tcPr>
-          <w:p>
-            <w:r>
-              <w:t>임계치 초과 (85)</w:t>
-            </w:r>
-          </w:p>
-        </w:tc>
-      </w:tr>
-      <w:tr>
-        <w:tc>
-          <w:tcPr>
-            <w:tcW w:type="dxa" w:w="1728"/>
-          </w:tcPr>
-          <w:p>
-            <w:r>
-              <w:t>OS-003</w:t>
-            </w:r>
-          </w:p>
-        </w:tc>
-        <w:tc>
-          <w:tcPr>
-            <w:tcW w:type="dxa" w:w="1728"/>
-          </w:tcPr>
-          <w:p>
-            <w:r>
-              <w:t>CPU 사용량</w:t>
+              <w:t>OS-008</w:t>
+            </w:r>
+          </w:p>
+        </w:tc>
+        <w:tc>
+          <w:tcPr>
+            <w:tcW w:type="dxa" w:w="1728"/>
+          </w:tcPr>
+          <w:p>
+            <w:r>
+              <w:t>네트워크 연결</w:t>
             </w:r>
           </w:p>
         </w:tc>
@@ -4180,7 +4023,7 @@
           </w:tcPr>
           <w:p>
             <w:r>
-              <w:t>2</w:t>
+              <w:t>63</w:t>
             </w:r>
           </w:p>
         </w:tc>
@@ -4202,17 +4045,17 @@
           </w:tcPr>
           <w:p>
             <w:r>
-              <w:t>OS-004</w:t>
-            </w:r>
-          </w:p>
-        </w:tc>
-        <w:tc>
-          <w:tcPr>
-            <w:tcW w:type="dxa" w:w="1728"/>
-          </w:tcPr>
-          <w:p>
-            <w:r>
-              <w:t>시스템 업타임</w:t>
+              <w:t>OS-009</w:t>
+            </w:r>
+          </w:p>
+        </w:tc>
+        <w:tc>
+          <w:tcPr>
+            <w:tcW w:type="dxa" w:w="1728"/>
+          </w:tcPr>
+          <w:p>
+            <w:r>
+              <w:t>커널 버전</w:t>
             </w:r>
           </w:p>
         </w:tc>
@@ -4236,7 +4079,7 @@
           </w:tcPr>
           <w:p>
             <w:r>
-              <w:t>up 3 weeks, 4 days, 19 hours, ...</w:t>
+              <w:t>5.14.0-570.58.1.el9_6.x86_64</w:t>
             </w:r>
           </w:p>
         </w:tc>
@@ -4258,129 +4101,17 @@
           </w:tcPr>
           <w:p>
             <w:r>
-              <w:t>OS-005</w:t>
-            </w:r>
-          </w:p>
-        </w:tc>
-        <w:tc>
-          <w:tcPr>
-            <w:tcW w:type="dxa" w:w="1728"/>
-          </w:tcPr>
-          <w:p>
-            <w:r>
-              <w:t>좀비 프로세스</w:t>
-            </w:r>
-          </w:p>
-        </w:tc>
-        <w:tc>
-          <w:tcPr>
-            <w:tcW w:type="dxa" w:w="1728"/>
-          </w:tcPr>
-          <w:p>
-            <w:r>
-              <w:rPr>
-                <w:b/>
-                <w:color w:val="FFA500"/>
-              </w:rPr>
-              <w:t>경고</w:t>
-            </w:r>
-          </w:p>
-        </w:tc>
-        <w:tc>
-          <w:tcPr>
-            <w:tcW w:type="dxa" w:w="1728"/>
-          </w:tcPr>
-          <w:p>
-            <w:r>
-              <w:t>1</w:t>
-            </w:r>
-          </w:p>
-        </w:tc>
-        <w:tc>
-          <w:tcPr>
-            <w:tcW w:type="dxa" w:w="1728"/>
-          </w:tcPr>
-          <w:p>
-            <w:r>
-              <w:t>주의 필요 (1.0개)</w:t>
-            </w:r>
-          </w:p>
-        </w:tc>
-      </w:tr>
-      <w:tr>
-        <w:tc>
-          <w:tcPr>
-            <w:tcW w:type="dxa" w:w="1728"/>
-          </w:tcPr>
-          <w:p>
-            <w:r>
-              <w:t>OS-006</w:t>
-            </w:r>
-          </w:p>
-        </w:tc>
-        <w:tc>
-          <w:tcPr>
-            <w:tcW w:type="dxa" w:w="1728"/>
-          </w:tcPr>
-          <w:p>
-            <w:r>
-              <w:t>로드 애버리지</w:t>
-            </w:r>
-          </w:p>
-        </w:tc>
-        <w:tc>
-          <w:tcPr>
-            <w:tcW w:type="dxa" w:w="1728"/>
-          </w:tcPr>
-          <w:p>
-            <w:r>
-              <w:rPr>
-                <w:b/>
-                <w:color w:val="FF0000"/>
-              </w:rPr>
-              <w:t>위험</w:t>
-            </w:r>
-          </w:p>
-        </w:tc>
-        <w:tc>
-          <w:tcPr>
-            <w:tcW w:type="dxa" w:w="1728"/>
-          </w:tcPr>
-          <w:p>
-            <w:r>
-              <w:t>16.51</w:t>
-            </w:r>
-          </w:p>
-        </w:tc>
-        <w:tc>
-          <w:tcPr>
-            <w:tcW w:type="dxa" w:w="1728"/>
-          </w:tcPr>
-          <w:p>
-            <w:r>
-              <w:t>임계치 초과 (8.0)</w:t>
-            </w:r>
-          </w:p>
-        </w:tc>
-      </w:tr>
-      <w:tr>
-        <w:tc>
-          <w:tcPr>
-            <w:tcW w:type="dxa" w:w="1728"/>
-          </w:tcPr>
-          <w:p>
-            <w:r>
-              <w:t>OS-007</w:t>
-            </w:r>
-          </w:p>
-        </w:tc>
-        <w:tc>
-          <w:tcPr>
-            <w:tcW w:type="dxa" w:w="1728"/>
-          </w:tcPr>
-          <w:p>
-            <w:r>
-              <w:t>열린 파일 수</w:t>
+              <w:t>OS-001</w:t>
+            </w:r>
+          </w:p>
+        </w:tc>
+        <w:tc>
+          <w:tcPr>
+            <w:tcW w:type="dxa" w:w="1728"/>
+          </w:tcPr>
+          <w:p>
+            <w:r>
+              <w:t>디스크 사용량</w:t>
             </w:r>
           </w:p>
         </w:tc>
@@ -4404,7 +4135,7 @@
           </w:tcPr>
           <w:p>
             <w:r>
-              <w:t>4480</w:t>
+              <w:t>55</w:t>
             </w:r>
           </w:p>
         </w:tc>
@@ -4426,17 +4157,17 @@
           </w:tcPr>
           <w:p>
             <w:r>
-              <w:t>OS-008</w:t>
-            </w:r>
-          </w:p>
-        </w:tc>
-        <w:tc>
-          <w:tcPr>
-            <w:tcW w:type="dxa" w:w="1728"/>
-          </w:tcPr>
-          <w:p>
-            <w:r>
-              <w:t>네트워크 연결</w:t>
+              <w:t>OS-002</w:t>
+            </w:r>
+          </w:p>
+        </w:tc>
+        <w:tc>
+          <w:tcPr>
+            <w:tcW w:type="dxa" w:w="1728"/>
+          </w:tcPr>
+          <w:p>
+            <w:r>
+              <w:t>메모리 사용량</w:t>
             </w:r>
           </w:p>
         </w:tc>
@@ -4460,7 +4191,7 @@
           </w:tcPr>
           <w:p>
             <w:r>
-              <w:t>39</w:t>
+              <w:t>43.5</w:t>
             </w:r>
           </w:p>
         </w:tc>
@@ -4482,17 +4213,17 @@
           </w:tcPr>
           <w:p>
             <w:r>
-              <w:t>OS-009</w:t>
-            </w:r>
-          </w:p>
-        </w:tc>
-        <w:tc>
-          <w:tcPr>
-            <w:tcW w:type="dxa" w:w="1728"/>
-          </w:tcPr>
-          <w:p>
-            <w:r>
-              <w:t>커널 버전</w:t>
+              <w:t>OS-003</w:t>
+            </w:r>
+          </w:p>
+        </w:tc>
+        <w:tc>
+          <w:tcPr>
+            <w:tcW w:type="dxa" w:w="1728"/>
+          </w:tcPr>
+          <w:p>
+            <w:r>
+              <w:t>CPU 사용량</w:t>
             </w:r>
           </w:p>
         </w:tc>
@@ -4516,17 +4247,17 @@
           </w:tcPr>
           <w:p>
             <w:r>
-              <w:t>5.14.0-570.58.1.el9_6.x86_64</w:t>
-            </w:r>
-          </w:p>
-        </w:tc>
-        <w:tc>
-          <w:tcPr>
-            <w:tcW w:type="dxa" w:w="1728"/>
-          </w:tcPr>
-          <w:p>
-            <w:r>
-              <w:t>정보 수집 완료</w:t>
+              <w:t>6</w:t>
+            </w:r>
+          </w:p>
+        </w:tc>
+        <w:tc>
+          <w:tcPr>
+            <w:tcW w:type="dxa" w:w="1728"/>
+          </w:tcPr>
+          <w:p>
+            <w:r>
+              <w:t>정상 범위</w:t>
             </w:r>
           </w:p>
         </w:tc>
@@ -4538,17 +4269,17 @@
           </w:tcPr>
           <w:p>
             <w:r>
-              <w:t>OS-001</w:t>
-            </w:r>
-          </w:p>
-        </w:tc>
-        <w:tc>
-          <w:tcPr>
-            <w:tcW w:type="dxa" w:w="1728"/>
-          </w:tcPr>
-          <w:p>
-            <w:r>
-              <w:t>디스크 사용량</w:t>
+              <w:t>OS-004</w:t>
+            </w:r>
+          </w:p>
+        </w:tc>
+        <w:tc>
+          <w:tcPr>
+            <w:tcW w:type="dxa" w:w="1728"/>
+          </w:tcPr>
+          <w:p>
+            <w:r>
+              <w:t>시스템 업타임</w:t>
             </w:r>
           </w:p>
         </w:tc>
@@ -4572,17 +4303,17 @@
           </w:tcPr>
           <w:p>
             <w:r>
-              <w:t>56</w:t>
-            </w:r>
-          </w:p>
-        </w:tc>
-        <w:tc>
-          <w:tcPr>
-            <w:tcW w:type="dxa" w:w="1728"/>
-          </w:tcPr>
-          <w:p>
-            <w:r>
-              <w:t>정상 범위</w:t>
+              <w:t>up 10 minutes</w:t>
+            </w:r>
+          </w:p>
+        </w:tc>
+        <w:tc>
+          <w:tcPr>
+            <w:tcW w:type="dxa" w:w="1728"/>
+          </w:tcPr>
+          <w:p>
+            <w:r>
+              <w:t>정보 수집 완료</w:t>
             </w:r>
           </w:p>
         </w:tc>
@@ -4594,73 +4325,17 @@
           </w:tcPr>
           <w:p>
             <w:r>
-              <w:t>OS-002</w:t>
-            </w:r>
-          </w:p>
-        </w:tc>
-        <w:tc>
-          <w:tcPr>
-            <w:tcW w:type="dxa" w:w="1728"/>
-          </w:tcPr>
-          <w:p>
-            <w:r>
-              <w:t>메모리 사용량</w:t>
-            </w:r>
-          </w:p>
-        </w:tc>
-        <w:tc>
-          <w:tcPr>
-            <w:tcW w:type="dxa" w:w="1728"/>
-          </w:tcPr>
-          <w:p>
-            <w:r>
-              <w:rPr>
-                <w:b/>
-                <w:color w:val="FF0000"/>
-              </w:rPr>
-              <w:t>위험</w:t>
-            </w:r>
-          </w:p>
-        </w:tc>
-        <w:tc>
-          <w:tcPr>
-            <w:tcW w:type="dxa" w:w="1728"/>
-          </w:tcPr>
-          <w:p>
-            <w:r>
-              <w:t>97.7</w:t>
-            </w:r>
-          </w:p>
-        </w:tc>
-        <w:tc>
-          <w:tcPr>
-            <w:tcW w:type="dxa" w:w="1728"/>
-          </w:tcPr>
-          <w:p>
-            <w:r>
-              <w:t>임계치 초과 (85)</w:t>
-            </w:r>
-          </w:p>
-        </w:tc>
-      </w:tr>
-      <w:tr>
-        <w:tc>
-          <w:tcPr>
-            <w:tcW w:type="dxa" w:w="1728"/>
-          </w:tcPr>
-          <w:p>
-            <w:r>
-              <w:t>OS-003</w:t>
-            </w:r>
-          </w:p>
-        </w:tc>
-        <w:tc>
-          <w:tcPr>
-            <w:tcW w:type="dxa" w:w="1728"/>
-          </w:tcPr>
-          <w:p>
-            <w:r>
-              <w:t>CPU 사용량</w:t>
+              <w:t>OS-005</w:t>
+            </w:r>
+          </w:p>
+        </w:tc>
+        <w:tc>
+          <w:tcPr>
+            <w:tcW w:type="dxa" w:w="1728"/>
+          </w:tcPr>
+          <w:p>
+            <w:r>
+              <w:t>좀비 프로세스</w:t>
             </w:r>
           </w:p>
         </w:tc>
@@ -4684,17 +4359,17 @@
           </w:tcPr>
           <w:p>
             <w:r>
-              <w:t>3</w:t>
-            </w:r>
-          </w:p>
-        </w:tc>
-        <w:tc>
-          <w:tcPr>
-            <w:tcW w:type="dxa" w:w="1728"/>
-          </w:tcPr>
-          <w:p>
-            <w:r>
-              <w:t>정상 범위</w:t>
+              <w:t>0</w:t>
+            </w:r>
+          </w:p>
+        </w:tc>
+        <w:tc>
+          <w:tcPr>
+            <w:tcW w:type="dxa" w:w="1728"/>
+          </w:tcPr>
+          <w:p>
+            <w:r>
+              <w:t>정상</w:t>
             </w:r>
           </w:p>
         </w:tc>
@@ -4706,17 +4381,17 @@
           </w:tcPr>
           <w:p>
             <w:r>
-              <w:t>OS-004</w:t>
-            </w:r>
-          </w:p>
-        </w:tc>
-        <w:tc>
-          <w:tcPr>
-            <w:tcW w:type="dxa" w:w="1728"/>
-          </w:tcPr>
-          <w:p>
-            <w:r>
-              <w:t>시스템 업타임</w:t>
+              <w:t>OS-006</w:t>
+            </w:r>
+          </w:p>
+        </w:tc>
+        <w:tc>
+          <w:tcPr>
+            <w:tcW w:type="dxa" w:w="1728"/>
+          </w:tcPr>
+          <w:p>
+            <w:r>
+              <w:t>로드 애버리지</w:t>
             </w:r>
           </w:p>
         </w:tc>
@@ -4740,129 +4415,17 @@
           </w:tcPr>
           <w:p>
             <w:r>
-              <w:t>up 3 weeks, 4 days, 19 hours, ...</w:t>
-            </w:r>
-          </w:p>
-        </w:tc>
-        <w:tc>
-          <w:tcPr>
-            <w:tcW w:type="dxa" w:w="1728"/>
-          </w:tcPr>
-          <w:p>
-            <w:r>
-              <w:t>정보 수집 완료</w:t>
-            </w:r>
-          </w:p>
-        </w:tc>
-      </w:tr>
-      <w:tr>
-        <w:tc>
-          <w:tcPr>
-            <w:tcW w:type="dxa" w:w="1728"/>
-          </w:tcPr>
-          <w:p>
-            <w:r>
-              <w:t>OS-005</w:t>
-            </w:r>
-          </w:p>
-        </w:tc>
-        <w:tc>
-          <w:tcPr>
-            <w:tcW w:type="dxa" w:w="1728"/>
-          </w:tcPr>
-          <w:p>
-            <w:r>
-              <w:t>좀비 프로세스</w:t>
-            </w:r>
-          </w:p>
-        </w:tc>
-        <w:tc>
-          <w:tcPr>
-            <w:tcW w:type="dxa" w:w="1728"/>
-          </w:tcPr>
-          <w:p>
-            <w:r>
-              <w:rPr>
-                <w:b/>
-                <w:color w:val="FF0000"/>
-              </w:rPr>
-              <w:t>위험</w:t>
-            </w:r>
-          </w:p>
-        </w:tc>
-        <w:tc>
-          <w:tcPr>
-            <w:tcW w:type="dxa" w:w="1728"/>
-          </w:tcPr>
-          <w:p>
-            <w:r>
-              <w:t>15702</w:t>
-            </w:r>
-          </w:p>
-        </w:tc>
-        <w:tc>
-          <w:tcPr>
-            <w:tcW w:type="dxa" w:w="1728"/>
-          </w:tcPr>
-          <w:p>
-            <w:r>
-              <w:t>즉시 조치 필요 (15702.0개)</w:t>
-            </w:r>
-          </w:p>
-        </w:tc>
-      </w:tr>
-      <w:tr>
-        <w:tc>
-          <w:tcPr>
-            <w:tcW w:type="dxa" w:w="1728"/>
-          </w:tcPr>
-          <w:p>
-            <w:r>
-              <w:t>OS-006</w:t>
-            </w:r>
-          </w:p>
-        </w:tc>
-        <w:tc>
-          <w:tcPr>
-            <w:tcW w:type="dxa" w:w="1728"/>
-          </w:tcPr>
-          <w:p>
-            <w:r>
-              <w:t>로드 애버리지</w:t>
-            </w:r>
-          </w:p>
-        </w:tc>
-        <w:tc>
-          <w:tcPr>
-            <w:tcW w:type="dxa" w:w="1728"/>
-          </w:tcPr>
-          <w:p>
-            <w:r>
-              <w:rPr>
-                <w:b/>
-                <w:color w:val="FF0000"/>
-              </w:rPr>
-              <w:t>위험</w:t>
-            </w:r>
-          </w:p>
-        </w:tc>
-        <w:tc>
-          <w:tcPr>
-            <w:tcW w:type="dxa" w:w="1728"/>
-          </w:tcPr>
-          <w:p>
-            <w:r>
-              <w:t>27.31</w:t>
-            </w:r>
-          </w:p>
-        </w:tc>
-        <w:tc>
-          <w:tcPr>
-            <w:tcW w:type="dxa" w:w="1728"/>
-          </w:tcPr>
-          <w:p>
-            <w:r>
-              <w:t>임계치 초과 (8.0)</w:t>
+              <w:t>1.20</w:t>
+            </w:r>
+          </w:p>
+        </w:tc>
+        <w:tc>
+          <w:tcPr>
+            <w:tcW w:type="dxa" w:w="1728"/>
+          </w:tcPr>
+          <w:p>
+            <w:r>
+              <w:t>정상 범위</w:t>
             </w:r>
           </w:p>
         </w:tc>
@@ -4908,7 +4471,7 @@
           </w:tcPr>
           <w:p>
             <w:r>
-              <w:t>14496</w:t>
+              <w:t>4544</w:t>
             </w:r>
           </w:p>
         </w:tc>
@@ -4964,7 +4527,511 @@
           </w:tcPr>
           <w:p>
             <w:r>
-              <w:t>49</w:t>
+              <w:t>58</w:t>
+            </w:r>
+          </w:p>
+        </w:tc>
+        <w:tc>
+          <w:tcPr>
+            <w:tcW w:type="dxa" w:w="1728"/>
+          </w:tcPr>
+          <w:p>
+            <w:r>
+              <w:t>정상 범위</w:t>
+            </w:r>
+          </w:p>
+        </w:tc>
+      </w:tr>
+      <w:tr>
+        <w:tc>
+          <w:tcPr>
+            <w:tcW w:type="dxa" w:w="1728"/>
+          </w:tcPr>
+          <w:p>
+            <w:r>
+              <w:t>OS-009</w:t>
+            </w:r>
+          </w:p>
+        </w:tc>
+        <w:tc>
+          <w:tcPr>
+            <w:tcW w:type="dxa" w:w="1728"/>
+          </w:tcPr>
+          <w:p>
+            <w:r>
+              <w:t>커널 버전</w:t>
+            </w:r>
+          </w:p>
+        </w:tc>
+        <w:tc>
+          <w:tcPr>
+            <w:tcW w:type="dxa" w:w="1728"/>
+          </w:tcPr>
+          <w:p>
+            <w:r>
+              <w:rPr>
+                <w:b/>
+                <w:color w:val="008000"/>
+              </w:rPr>
+              <w:t>정상</w:t>
+            </w:r>
+          </w:p>
+        </w:tc>
+        <w:tc>
+          <w:tcPr>
+            <w:tcW w:type="dxa" w:w="1728"/>
+          </w:tcPr>
+          <w:p>
+            <w:r>
+              <w:t>5.14.0-570.58.1.el9_6.x86_64</w:t>
+            </w:r>
+          </w:p>
+        </w:tc>
+        <w:tc>
+          <w:tcPr>
+            <w:tcW w:type="dxa" w:w="1728"/>
+          </w:tcPr>
+          <w:p>
+            <w:r>
+              <w:t>정보 수집 완료</w:t>
+            </w:r>
+          </w:p>
+        </w:tc>
+      </w:tr>
+      <w:tr>
+        <w:tc>
+          <w:tcPr>
+            <w:tcW w:type="dxa" w:w="1728"/>
+          </w:tcPr>
+          <w:p>
+            <w:r>
+              <w:t>OS-001</w:t>
+            </w:r>
+          </w:p>
+        </w:tc>
+        <w:tc>
+          <w:tcPr>
+            <w:tcW w:type="dxa" w:w="1728"/>
+          </w:tcPr>
+          <w:p>
+            <w:r>
+              <w:t>디스크 사용량</w:t>
+            </w:r>
+          </w:p>
+        </w:tc>
+        <w:tc>
+          <w:tcPr>
+            <w:tcW w:type="dxa" w:w="1728"/>
+          </w:tcPr>
+          <w:p>
+            <w:r>
+              <w:rPr>
+                <w:b/>
+                <w:color w:val="008000"/>
+              </w:rPr>
+              <w:t>정상</w:t>
+            </w:r>
+          </w:p>
+        </w:tc>
+        <w:tc>
+          <w:tcPr>
+            <w:tcW w:type="dxa" w:w="1728"/>
+          </w:tcPr>
+          <w:p>
+            <w:r>
+              <w:t>58</w:t>
+            </w:r>
+          </w:p>
+        </w:tc>
+        <w:tc>
+          <w:tcPr>
+            <w:tcW w:type="dxa" w:w="1728"/>
+          </w:tcPr>
+          <w:p>
+            <w:r>
+              <w:t>정상 범위</w:t>
+            </w:r>
+          </w:p>
+        </w:tc>
+      </w:tr>
+      <w:tr>
+        <w:tc>
+          <w:tcPr>
+            <w:tcW w:type="dxa" w:w="1728"/>
+          </w:tcPr>
+          <w:p>
+            <w:r>
+              <w:t>OS-002</w:t>
+            </w:r>
+          </w:p>
+        </w:tc>
+        <w:tc>
+          <w:tcPr>
+            <w:tcW w:type="dxa" w:w="1728"/>
+          </w:tcPr>
+          <w:p>
+            <w:r>
+              <w:t>메모리 사용량</w:t>
+            </w:r>
+          </w:p>
+        </w:tc>
+        <w:tc>
+          <w:tcPr>
+            <w:tcW w:type="dxa" w:w="1728"/>
+          </w:tcPr>
+          <w:p>
+            <w:r>
+              <w:rPr>
+                <w:b/>
+                <w:color w:val="008000"/>
+              </w:rPr>
+              <w:t>정상</w:t>
+            </w:r>
+          </w:p>
+        </w:tc>
+        <w:tc>
+          <w:tcPr>
+            <w:tcW w:type="dxa" w:w="1728"/>
+          </w:tcPr>
+          <w:p>
+            <w:r>
+              <w:t>33.2</w:t>
+            </w:r>
+          </w:p>
+        </w:tc>
+        <w:tc>
+          <w:tcPr>
+            <w:tcW w:type="dxa" w:w="1728"/>
+          </w:tcPr>
+          <w:p>
+            <w:r>
+              <w:t>정상 범위</w:t>
+            </w:r>
+          </w:p>
+        </w:tc>
+      </w:tr>
+      <w:tr>
+        <w:tc>
+          <w:tcPr>
+            <w:tcW w:type="dxa" w:w="1728"/>
+          </w:tcPr>
+          <w:p>
+            <w:r>
+              <w:t>OS-003</w:t>
+            </w:r>
+          </w:p>
+        </w:tc>
+        <w:tc>
+          <w:tcPr>
+            <w:tcW w:type="dxa" w:w="1728"/>
+          </w:tcPr>
+          <w:p>
+            <w:r>
+              <w:t>CPU 사용량</w:t>
+            </w:r>
+          </w:p>
+        </w:tc>
+        <w:tc>
+          <w:tcPr>
+            <w:tcW w:type="dxa" w:w="1728"/>
+          </w:tcPr>
+          <w:p>
+            <w:r>
+              <w:rPr>
+                <w:b/>
+                <w:color w:val="008000"/>
+              </w:rPr>
+              <w:t>정상</w:t>
+            </w:r>
+          </w:p>
+        </w:tc>
+        <w:tc>
+          <w:tcPr>
+            <w:tcW w:type="dxa" w:w="1728"/>
+          </w:tcPr>
+          <w:p>
+            <w:r>
+              <w:t>1</w:t>
+            </w:r>
+          </w:p>
+        </w:tc>
+        <w:tc>
+          <w:tcPr>
+            <w:tcW w:type="dxa" w:w="1728"/>
+          </w:tcPr>
+          <w:p>
+            <w:r>
+              <w:t>정상 범위</w:t>
+            </w:r>
+          </w:p>
+        </w:tc>
+      </w:tr>
+      <w:tr>
+        <w:tc>
+          <w:tcPr>
+            <w:tcW w:type="dxa" w:w="1728"/>
+          </w:tcPr>
+          <w:p>
+            <w:r>
+              <w:t>OS-004</w:t>
+            </w:r>
+          </w:p>
+        </w:tc>
+        <w:tc>
+          <w:tcPr>
+            <w:tcW w:type="dxa" w:w="1728"/>
+          </w:tcPr>
+          <w:p>
+            <w:r>
+              <w:t>시스템 업타임</w:t>
+            </w:r>
+          </w:p>
+        </w:tc>
+        <w:tc>
+          <w:tcPr>
+            <w:tcW w:type="dxa" w:w="1728"/>
+          </w:tcPr>
+          <w:p>
+            <w:r>
+              <w:rPr>
+                <w:b/>
+                <w:color w:val="008000"/>
+              </w:rPr>
+              <w:t>정상</w:t>
+            </w:r>
+          </w:p>
+        </w:tc>
+        <w:tc>
+          <w:tcPr>
+            <w:tcW w:type="dxa" w:w="1728"/>
+          </w:tcPr>
+          <w:p>
+            <w:r>
+              <w:t>up 9 minutes</w:t>
+            </w:r>
+          </w:p>
+        </w:tc>
+        <w:tc>
+          <w:tcPr>
+            <w:tcW w:type="dxa" w:w="1728"/>
+          </w:tcPr>
+          <w:p>
+            <w:r>
+              <w:t>정보 수집 완료</w:t>
+            </w:r>
+          </w:p>
+        </w:tc>
+      </w:tr>
+      <w:tr>
+        <w:tc>
+          <w:tcPr>
+            <w:tcW w:type="dxa" w:w="1728"/>
+          </w:tcPr>
+          <w:p>
+            <w:r>
+              <w:t>OS-005</w:t>
+            </w:r>
+          </w:p>
+        </w:tc>
+        <w:tc>
+          <w:tcPr>
+            <w:tcW w:type="dxa" w:w="1728"/>
+          </w:tcPr>
+          <w:p>
+            <w:r>
+              <w:t>좀비 프로세스</w:t>
+            </w:r>
+          </w:p>
+        </w:tc>
+        <w:tc>
+          <w:tcPr>
+            <w:tcW w:type="dxa" w:w="1728"/>
+          </w:tcPr>
+          <w:p>
+            <w:r>
+              <w:rPr>
+                <w:b/>
+                <w:color w:val="008000"/>
+              </w:rPr>
+              <w:t>정상</w:t>
+            </w:r>
+          </w:p>
+        </w:tc>
+        <w:tc>
+          <w:tcPr>
+            <w:tcW w:type="dxa" w:w="1728"/>
+          </w:tcPr>
+          <w:p>
+            <w:r>
+              <w:t>0</w:t>
+            </w:r>
+          </w:p>
+        </w:tc>
+        <w:tc>
+          <w:tcPr>
+            <w:tcW w:type="dxa" w:w="1728"/>
+          </w:tcPr>
+          <w:p>
+            <w:r>
+              <w:t>정상</w:t>
+            </w:r>
+          </w:p>
+        </w:tc>
+      </w:tr>
+      <w:tr>
+        <w:tc>
+          <w:tcPr>
+            <w:tcW w:type="dxa" w:w="1728"/>
+          </w:tcPr>
+          <w:p>
+            <w:r>
+              <w:t>OS-006</w:t>
+            </w:r>
+          </w:p>
+        </w:tc>
+        <w:tc>
+          <w:tcPr>
+            <w:tcW w:type="dxa" w:w="1728"/>
+          </w:tcPr>
+          <w:p>
+            <w:r>
+              <w:t>로드 애버리지</w:t>
+            </w:r>
+          </w:p>
+        </w:tc>
+        <w:tc>
+          <w:tcPr>
+            <w:tcW w:type="dxa" w:w="1728"/>
+          </w:tcPr>
+          <w:p>
+            <w:r>
+              <w:rPr>
+                <w:b/>
+                <w:color w:val="008000"/>
+              </w:rPr>
+              <w:t>정상</w:t>
+            </w:r>
+          </w:p>
+        </w:tc>
+        <w:tc>
+          <w:tcPr>
+            <w:tcW w:type="dxa" w:w="1728"/>
+          </w:tcPr>
+          <w:p>
+            <w:r>
+              <w:t>1.12</w:t>
+            </w:r>
+          </w:p>
+        </w:tc>
+        <w:tc>
+          <w:tcPr>
+            <w:tcW w:type="dxa" w:w="1728"/>
+          </w:tcPr>
+          <w:p>
+            <w:r>
+              <w:t>정상 범위</w:t>
+            </w:r>
+          </w:p>
+        </w:tc>
+      </w:tr>
+      <w:tr>
+        <w:tc>
+          <w:tcPr>
+            <w:tcW w:type="dxa" w:w="1728"/>
+          </w:tcPr>
+          <w:p>
+            <w:r>
+              <w:t>OS-007</w:t>
+            </w:r>
+          </w:p>
+        </w:tc>
+        <w:tc>
+          <w:tcPr>
+            <w:tcW w:type="dxa" w:w="1728"/>
+          </w:tcPr>
+          <w:p>
+            <w:r>
+              <w:t>열린 파일 수</w:t>
+            </w:r>
+          </w:p>
+        </w:tc>
+        <w:tc>
+          <w:tcPr>
+            <w:tcW w:type="dxa" w:w="1728"/>
+          </w:tcPr>
+          <w:p>
+            <w:r>
+              <w:rPr>
+                <w:b/>
+                <w:color w:val="008000"/>
+              </w:rPr>
+              <w:t>정상</w:t>
+            </w:r>
+          </w:p>
+        </w:tc>
+        <w:tc>
+          <w:tcPr>
+            <w:tcW w:type="dxa" w:w="1728"/>
+          </w:tcPr>
+          <w:p>
+            <w:r>
+              <w:t>3744</w:t>
+            </w:r>
+          </w:p>
+        </w:tc>
+        <w:tc>
+          <w:tcPr>
+            <w:tcW w:type="dxa" w:w="1728"/>
+          </w:tcPr>
+          <w:p>
+            <w:r>
+              <w:t>정상 범위</w:t>
+            </w:r>
+          </w:p>
+        </w:tc>
+      </w:tr>
+      <w:tr>
+        <w:tc>
+          <w:tcPr>
+            <w:tcW w:type="dxa" w:w="1728"/>
+          </w:tcPr>
+          <w:p>
+            <w:r>
+              <w:t>OS-008</w:t>
+            </w:r>
+          </w:p>
+        </w:tc>
+        <w:tc>
+          <w:tcPr>
+            <w:tcW w:type="dxa" w:w="1728"/>
+          </w:tcPr>
+          <w:p>
+            <w:r>
+              <w:t>네트워크 연결</w:t>
+            </w:r>
+          </w:p>
+        </w:tc>
+        <w:tc>
+          <w:tcPr>
+            <w:tcW w:type="dxa" w:w="1728"/>
+          </w:tcPr>
+          <w:p>
+            <w:r>
+              <w:rPr>
+                <w:b/>
+                <w:color w:val="008000"/>
+              </w:rPr>
+              <w:t>정상</w:t>
+            </w:r>
+          </w:p>
+        </w:tc>
+        <w:tc>
+          <w:tcPr>
+            <w:tcW w:type="dxa" w:w="1728"/>
+          </w:tcPr>
+          <w:p>
+            <w:r>
+              <w:t>45</w:t>
             </w:r>
           </w:p>
         </w:tc>
@@ -5227,28 +5294,31 @@
             <w:r>
               <w:rPr>
                 <w:b/>
+                <w:color w:val="008000"/>
               </w:rPr>
-              <w:t>확인불가</w:t>
-            </w:r>
-          </w:p>
-        </w:tc>
-        <w:tc>
-          <w:tcPr>
-            <w:tcW w:type="dxa" w:w="1728"/>
-          </w:tcPr>
-          <w:p>
-            <w:r>
-              <w:t>N/A</w:t>
-            </w:r>
-          </w:p>
-        </w:tc>
-        <w:tc>
-          <w:tcPr>
-            <w:tcW w:type="dxa" w:w="1728"/>
-          </w:tcPr>
-          <w:p>
-            <w:r>
-              <w:t>값 파싱 실패</w:t>
+              <w:t>정상</w:t>
+            </w:r>
+          </w:p>
+        </w:tc>
+        <w:tc>
+          <w:tcPr>
+            <w:tcW w:type="dxa" w:w="1728"/>
+          </w:tcPr>
+          <w:p>
+            <w:r>
+              <w:t>ssg-master01:10</w:t>
+              <w:br/>
+              <w:t>ssg-master02:8...</w:t>
+            </w:r>
+          </w:p>
+        </w:tc>
+        <w:tc>
+          <w:tcPr>
+            <w:tcW w:type="dxa" w:w="1728"/>
+          </w:tcPr>
+          <w:p>
+            <w:r>
+              <w:t>정상 범위</w:t>
             </w:r>
           </w:p>
         </w:tc>
@@ -5271,119 +5341,6 @@
           <w:p>
             <w:r>
               <w:t>노드 메모리 사용량</w:t>
-            </w:r>
-          </w:p>
-        </w:tc>
-        <w:tc>
-          <w:tcPr>
-            <w:tcW w:type="dxa" w:w="1728"/>
-          </w:tcPr>
-          <w:p>
-            <w:r>
-              <w:rPr>
-                <w:b/>
-              </w:rPr>
-              <w:t>확인불가</w:t>
-            </w:r>
-          </w:p>
-        </w:tc>
-        <w:tc>
-          <w:tcPr>
-            <w:tcW w:type="dxa" w:w="1728"/>
-          </w:tcPr>
-          <w:p>
-            <w:r>
-              <w:t>N/A</w:t>
-            </w:r>
-          </w:p>
-        </w:tc>
-        <w:tc>
-          <w:tcPr>
-            <w:tcW w:type="dxa" w:w="1728"/>
-          </w:tcPr>
-          <w:p>
-            <w:r>
-              <w:t>값 파싱 실패</w:t>
-            </w:r>
-          </w:p>
-        </w:tc>
-      </w:tr>
-      <w:tr>
-        <w:tc>
-          <w:tcPr>
-            <w:tcW w:type="dxa" w:w="1728"/>
-          </w:tcPr>
-          <w:p>
-            <w:r>
-              <w:t>K8S-004</w:t>
-            </w:r>
-          </w:p>
-        </w:tc>
-        <w:tc>
-          <w:tcPr>
-            <w:tcW w:type="dxa" w:w="1728"/>
-          </w:tcPr>
-          <w:p>
-            <w:r>
-              <w:t>Control Plane Pod 상태</w:t>
-            </w:r>
-          </w:p>
-        </w:tc>
-        <w:tc>
-          <w:tcPr>
-            <w:tcW w:type="dxa" w:w="1728"/>
-          </w:tcPr>
-          <w:p>
-            <w:r>
-              <w:rPr>
-                <w:b/>
-                <w:color w:val="FFA500"/>
-              </w:rPr>
-              <w:t>경고</w:t>
-            </w:r>
-          </w:p>
-        </w:tc>
-        <w:tc>
-          <w:tcPr>
-            <w:tcW w:type="dxa" w:w="1728"/>
-          </w:tcPr>
-          <w:p>
-            <w:r>
-              <w:t>cilium-envoy-4g4c9:Running</w:t>
-              <w:br/>
-              <w:t>cil...</w:t>
-            </w:r>
-          </w:p>
-        </w:tc>
-        <w:tc>
-          <w:tcPr>
-            <w:tcW w:type="dxa" w:w="1728"/>
-          </w:tcPr>
-          <w:p>
-            <w:r>
-              <w:t>일부 이상 (29/30 정상)</w:t>
-            </w:r>
-          </w:p>
-        </w:tc>
-      </w:tr>
-      <w:tr>
-        <w:tc>
-          <w:tcPr>
-            <w:tcW w:type="dxa" w:w="1728"/>
-          </w:tcPr>
-          <w:p>
-            <w:r>
-              <w:t>K8S-005</w:t>
-            </w:r>
-          </w:p>
-        </w:tc>
-        <w:tc>
-          <w:tcPr>
-            <w:tcW w:type="dxa" w:w="1728"/>
-          </w:tcPr>
-          <w:p>
-            <w:r>
-              <w:t>PV 상태</w:t>
             </w:r>
           </w:p>
         </w:tc>
@@ -5407,17 +5364,19 @@
           </w:tcPr>
           <w:p>
             <w:r>
-              <w:t>pvc-0d833af4-7f90-4c55-b78e-ea...</w:t>
-            </w:r>
-          </w:p>
-        </w:tc>
-        <w:tc>
-          <w:tcPr>
-            <w:tcW w:type="dxa" w:w="1728"/>
-          </w:tcPr>
-          <w:p>
-            <w:r>
-              <w:t>모두 정상 (24/24)</w:t>
+              <w:t>ssg-master01:25</w:t>
+              <w:br/>
+              <w:t>ssg-master02:2...</w:t>
+            </w:r>
+          </w:p>
+        </w:tc>
+        <w:tc>
+          <w:tcPr>
+            <w:tcW w:type="dxa" w:w="1728"/>
+          </w:tcPr>
+          <w:p>
+            <w:r>
+              <w:t>정상 범위</w:t>
             </w:r>
           </w:p>
         </w:tc>
@@ -5429,17 +5388,17 @@
           </w:tcPr>
           <w:p>
             <w:r>
-              <w:t>K8S-006</w:t>
-            </w:r>
-          </w:p>
-        </w:tc>
-        <w:tc>
-          <w:tcPr>
-            <w:tcW w:type="dxa" w:w="1728"/>
-          </w:tcPr>
-          <w:p>
-            <w:r>
-              <w:t>PVC 상태</w:t>
+              <w:t>K8S-004</w:t>
+            </w:r>
+          </w:p>
+        </w:tc>
+        <w:tc>
+          <w:tcPr>
+            <w:tcW w:type="dxa" w:w="1728"/>
+          </w:tcPr>
+          <w:p>
+            <w:r>
+              <w:t>Control Plane Pod 상태</w:t>
             </w:r>
           </w:p>
         </w:tc>
@@ -5463,6 +5422,120 @@
           </w:tcPr>
           <w:p>
             <w:r>
+              <w:t>cilium-5fwn7:Running</w:t>
+              <w:br/>
+              <w:t>cilium-5s...</w:t>
+            </w:r>
+          </w:p>
+        </w:tc>
+        <w:tc>
+          <w:tcPr>
+            <w:tcW w:type="dxa" w:w="1728"/>
+          </w:tcPr>
+          <w:p>
+            <w:r>
+              <w:t>모두 정상 (36/36)</w:t>
+            </w:r>
+          </w:p>
+        </w:tc>
+      </w:tr>
+      <w:tr>
+        <w:tc>
+          <w:tcPr>
+            <w:tcW w:type="dxa" w:w="1728"/>
+          </w:tcPr>
+          <w:p>
+            <w:r>
+              <w:t>K8S-005</w:t>
+            </w:r>
+          </w:p>
+        </w:tc>
+        <w:tc>
+          <w:tcPr>
+            <w:tcW w:type="dxa" w:w="1728"/>
+          </w:tcPr>
+          <w:p>
+            <w:r>
+              <w:t>PV 상태</w:t>
+            </w:r>
+          </w:p>
+        </w:tc>
+        <w:tc>
+          <w:tcPr>
+            <w:tcW w:type="dxa" w:w="1728"/>
+          </w:tcPr>
+          <w:p>
+            <w:r>
+              <w:rPr>
+                <w:b/>
+                <w:color w:val="008000"/>
+              </w:rPr>
+              <w:t>정상</w:t>
+            </w:r>
+          </w:p>
+        </w:tc>
+        <w:tc>
+          <w:tcPr>
+            <w:tcW w:type="dxa" w:w="1728"/>
+          </w:tcPr>
+          <w:p>
+            <w:r>
+              <w:t>pvc-0d833af4-7f90-4c55-b78e-ea...</w:t>
+            </w:r>
+          </w:p>
+        </w:tc>
+        <w:tc>
+          <w:tcPr>
+            <w:tcW w:type="dxa" w:w="1728"/>
+          </w:tcPr>
+          <w:p>
+            <w:r>
+              <w:t>모두 정상 (24/24)</w:t>
+            </w:r>
+          </w:p>
+        </w:tc>
+      </w:tr>
+      <w:tr>
+        <w:tc>
+          <w:tcPr>
+            <w:tcW w:type="dxa" w:w="1728"/>
+          </w:tcPr>
+          <w:p>
+            <w:r>
+              <w:t>K8S-006</w:t>
+            </w:r>
+          </w:p>
+        </w:tc>
+        <w:tc>
+          <w:tcPr>
+            <w:tcW w:type="dxa" w:w="1728"/>
+          </w:tcPr>
+          <w:p>
+            <w:r>
+              <w:t>PVC 상태</w:t>
+            </w:r>
+          </w:p>
+        </w:tc>
+        <w:tc>
+          <w:tcPr>
+            <w:tcW w:type="dxa" w:w="1728"/>
+          </w:tcPr>
+          <w:p>
+            <w:r>
+              <w:rPr>
+                <w:b/>
+                <w:color w:val="008000"/>
+              </w:rPr>
+              <w:t>정상</w:t>
+            </w:r>
+          </w:p>
+        </w:tc>
+        <w:tc>
+          <w:tcPr>
+            <w:tcW w:type="dxa" w:w="1728"/>
+          </w:tcPr>
+          <w:p>
+            <w:r>
               <w:t>data-my-mariadb-0:Bound</w:t>
               <w:br/>
               <w:t>elasti...</w:t>
@@ -5521,7 +5594,7 @@
           </w:tcPr>
           <w:p>
             <w:r>
-              <w:t>169</w:t>
+              <w:t>746</w:t>
             </w:r>
           </w:p>
         </w:tc>
@@ -5784,29 +5857,31 @@
             <w:r>
               <w:rPr>
                 <w:b/>
-                <w:color w:val="FF0000"/>
+                <w:color w:val="FFA500"/>
               </w:rPr>
-              <w:t>위험</w:t>
-            </w:r>
-          </w:p>
-        </w:tc>
-        <w:tc>
-          <w:tcPr>
-            <w:tcW w:type="dxa" w:w="1728"/>
-          </w:tcPr>
-          <w:p>
-            <w:r>
-              <w:t>argocd-applicationset-controll...</w:t>
-            </w:r>
-          </w:p>
-        </w:tc>
-        <w:tc>
-          <w:tcPr>
-            <w:tcW w:type="dxa" w:w="1728"/>
-          </w:tcPr>
-          <w:p>
-            <w:r>
-              <w:t>불일치 리소스 19개</w:t>
+              <w:t>경고</w:t>
+            </w:r>
+          </w:p>
+        </w:tc>
+        <w:tc>
+          <w:tcPr>
+            <w:tcW w:type="dxa" w:w="1728"/>
+          </w:tcPr>
+          <w:p>
+            <w:r>
+              <w:t>dns-autoscaler:0/1</w:t>
+              <w:br/>
+              <w:t>loki-read:2...</w:t>
+            </w:r>
+          </w:p>
+        </w:tc>
+        <w:tc>
+          <w:tcPr>
+            <w:tcW w:type="dxa" w:w="1728"/>
+          </w:tcPr>
+          <w:p>
+            <w:r>
+              <w:t>불일치 리소스 2개</w:t>
             </w:r>
           </w:p>
         </w:tc>
@@ -5829,6 +5904,230 @@
           <w:p>
             <w:r>
               <w:t>StatefulSet 상태</w:t>
+            </w:r>
+          </w:p>
+        </w:tc>
+        <w:tc>
+          <w:tcPr>
+            <w:tcW w:type="dxa" w:w="1728"/>
+          </w:tcPr>
+          <w:p>
+            <w:r>
+              <w:rPr>
+                <w:b/>
+                <w:color w:val="FFA500"/>
+              </w:rPr>
+              <w:t>경고</w:t>
+            </w:r>
+          </w:p>
+        </w:tc>
+        <w:tc>
+          <w:tcPr>
+            <w:tcW w:type="dxa" w:w="1728"/>
+          </w:tcPr>
+          <w:p>
+            <w:r>
+              <w:t>elasticsearch-master:2/3</w:t>
+            </w:r>
+          </w:p>
+        </w:tc>
+        <w:tc>
+          <w:tcPr>
+            <w:tcW w:type="dxa" w:w="1728"/>
+          </w:tcPr>
+          <w:p>
+            <w:r>
+              <w:t>불일치 리소스 1개</w:t>
+            </w:r>
+          </w:p>
+        </w:tc>
+      </w:tr>
+      <w:tr>
+        <w:tc>
+          <w:tcPr>
+            <w:tcW w:type="dxa" w:w="1728"/>
+          </w:tcPr>
+          <w:p>
+            <w:r>
+              <w:t>SVC-003</w:t>
+            </w:r>
+          </w:p>
+        </w:tc>
+        <w:tc>
+          <w:tcPr>
+            <w:tcW w:type="dxa" w:w="1728"/>
+          </w:tcPr>
+          <w:p>
+            <w:r>
+              <w:t>DaemonSet 상태</w:t>
+            </w:r>
+          </w:p>
+        </w:tc>
+        <w:tc>
+          <w:tcPr>
+            <w:tcW w:type="dxa" w:w="1728"/>
+          </w:tcPr>
+          <w:p>
+            <w:r>
+              <w:rPr>
+                <w:b/>
+                <w:color w:val="008000"/>
+              </w:rPr>
+              <w:t>정상</w:t>
+            </w:r>
+          </w:p>
+        </w:tc>
+        <w:tc>
+          <w:tcPr>
+            <w:tcW w:type="dxa" w:w="1728"/>
+          </w:tcPr>
+          <w:p>
+            <w:r>
+              <w:t>모두 정상</w:t>
+            </w:r>
+          </w:p>
+        </w:tc>
+        <w:tc>
+          <w:tcPr>
+            <w:tcW w:type="dxa" w:w="1728"/>
+          </w:tcPr>
+          <w:p>
+            <w:r>
+              <w:t>모든 리소스 정상</w:t>
+            </w:r>
+          </w:p>
+        </w:tc>
+      </w:tr>
+      <w:tr>
+        <w:tc>
+          <w:tcPr>
+            <w:tcW w:type="dxa" w:w="1728"/>
+          </w:tcPr>
+          <w:p>
+            <w:r>
+              <w:t>SVC-004</w:t>
+            </w:r>
+          </w:p>
+        </w:tc>
+        <w:tc>
+          <w:tcPr>
+            <w:tcW w:type="dxa" w:w="1728"/>
+          </w:tcPr>
+          <w:p>
+            <w:r>
+              <w:t>Service Endpoints</w:t>
+            </w:r>
+          </w:p>
+        </w:tc>
+        <w:tc>
+          <w:tcPr>
+            <w:tcW w:type="dxa" w:w="1728"/>
+          </w:tcPr>
+          <w:p>
+            <w:r>
+              <w:rPr>
+                <w:b/>
+                <w:color w:val="008000"/>
+              </w:rPr>
+              <w:t>정상</w:t>
+            </w:r>
+          </w:p>
+        </w:tc>
+        <w:tc>
+          <w:tcPr>
+            <w:tcW w:type="dxa" w:w="1728"/>
+          </w:tcPr>
+          <w:p>
+            <w:r>
+              <w:t>0</w:t>
+            </w:r>
+          </w:p>
+        </w:tc>
+        <w:tc>
+          <w:tcPr>
+            <w:tcW w:type="dxa" w:w="1728"/>
+          </w:tcPr>
+          <w:p>
+            <w:r>
+              <w:t>정상</w:t>
+            </w:r>
+          </w:p>
+        </w:tc>
+      </w:tr>
+      <w:tr>
+        <w:tc>
+          <w:tcPr>
+            <w:tcW w:type="dxa" w:w="1728"/>
+          </w:tcPr>
+          <w:p>
+            <w:r>
+              <w:t>SVC-005</w:t>
+            </w:r>
+          </w:p>
+        </w:tc>
+        <w:tc>
+          <w:tcPr>
+            <w:tcW w:type="dxa" w:w="1728"/>
+          </w:tcPr>
+          <w:p>
+            <w:r>
+              <w:t>Ingress 상태</w:t>
+            </w:r>
+          </w:p>
+        </w:tc>
+        <w:tc>
+          <w:tcPr>
+            <w:tcW w:type="dxa" w:w="1728"/>
+          </w:tcPr>
+          <w:p>
+            <w:r>
+              <w:rPr>
+                <w:b/>
+                <w:color w:val="008000"/>
+              </w:rPr>
+              <w:t>정상</w:t>
+            </w:r>
+          </w:p>
+        </w:tc>
+        <w:tc>
+          <w:tcPr>
+            <w:tcW w:type="dxa" w:w="1728"/>
+          </w:tcPr>
+          <w:p>
+            <w:r>
+              <w:t>8</w:t>
+            </w:r>
+          </w:p>
+        </w:tc>
+        <w:tc>
+          <w:tcPr>
+            <w:tcW w:type="dxa" w:w="1728"/>
+          </w:tcPr>
+          <w:p>
+            <w:r>
+              <w:t>정보 수집 완료</w:t>
+            </w:r>
+          </w:p>
+        </w:tc>
+      </w:tr>
+      <w:tr>
+        <w:tc>
+          <w:tcPr>
+            <w:tcW w:type="dxa" w:w="1728"/>
+          </w:tcPr>
+          <w:p>
+            <w:r>
+              <w:t>SVC-006</w:t>
+            </w:r>
+          </w:p>
+        </w:tc>
+        <w:tc>
+          <w:tcPr>
+            <w:tcW w:type="dxa" w:w="1728"/>
+          </w:tcPr>
+          <w:p>
+            <w:r>
+              <w:t>Pod 재시작 과다</w:t>
             </w:r>
           </w:p>
         </w:tc>
@@ -5852,17 +6151,17 @@
           </w:tcPr>
           <w:p>
             <w:r>
-              <w:t>argocd-application-controller:...</w:t>
-            </w:r>
-          </w:p>
-        </w:tc>
-        <w:tc>
-          <w:tcPr>
-            <w:tcW w:type="dxa" w:w="1728"/>
-          </w:tcPr>
-          <w:p>
-            <w:r>
-              <w:t>불일치 리소스 16개</w:t>
+              <w:t>harbor-core-57547bd5fc-8hr5c:1...</w:t>
+            </w:r>
+          </w:p>
+        </w:tc>
+        <w:tc>
+          <w:tcPr>
+            <w:tcW w:type="dxa" w:w="1728"/>
+          </w:tcPr>
+          <w:p>
+            <w:r>
+              <w:t>즉시 조치 필요 (57547.0개)</w:t>
             </w:r>
           </w:p>
         </w:tc>
@@ -5874,17 +6173,17 @@
           </w:tcPr>
           <w:p>
             <w:r>
-              <w:t>SVC-003</w:t>
-            </w:r>
-          </w:p>
-        </w:tc>
-        <w:tc>
-          <w:tcPr>
-            <w:tcW w:type="dxa" w:w="1728"/>
-          </w:tcPr>
-          <w:p>
-            <w:r>
-              <w:t>DaemonSet 상태</w:t>
+              <w:t>SVC-007</w:t>
+            </w:r>
+          </w:p>
+        </w:tc>
+        <w:tc>
+          <w:tcPr>
+            <w:tcW w:type="dxa" w:w="1728"/>
+          </w:tcPr>
+          <w:p>
+            <w:r>
+              <w:t>Pending Pod</w:t>
             </w:r>
           </w:p>
         </w:tc>
@@ -5908,17 +6207,17 @@
           </w:tcPr>
           <w:p>
             <w:r>
-              <w:t>loki-canary:1/0</w:t>
-            </w:r>
-          </w:p>
-        </w:tc>
-        <w:tc>
-          <w:tcPr>
-            <w:tcW w:type="dxa" w:w="1728"/>
-          </w:tcPr>
-          <w:p>
-            <w:r>
-              <w:t>불일치 리소스 1개</w:t>
+              <w:t>1</w:t>
+            </w:r>
+          </w:p>
+        </w:tc>
+        <w:tc>
+          <w:tcPr>
+            <w:tcW w:type="dxa" w:w="1728"/>
+          </w:tcPr>
+          <w:p>
+            <w:r>
+              <w:t>주의 필요 (1.0개)</w:t>
             </w:r>
           </w:p>
         </w:tc>
@@ -5930,73 +6229,17 @@
           </w:tcPr>
           <w:p>
             <w:r>
-              <w:t>SVC-004</w:t>
-            </w:r>
-          </w:p>
-        </w:tc>
-        <w:tc>
-          <w:tcPr>
-            <w:tcW w:type="dxa" w:w="1728"/>
-          </w:tcPr>
-          <w:p>
-            <w:r>
-              <w:t>Service Endpoints</w:t>
-            </w:r>
-          </w:p>
-        </w:tc>
-        <w:tc>
-          <w:tcPr>
-            <w:tcW w:type="dxa" w:w="1728"/>
-          </w:tcPr>
-          <w:p>
-            <w:r>
-              <w:rPr>
-                <w:b/>
-                <w:color w:val="FF0000"/>
-              </w:rPr>
-              <w:t>위험</w:t>
-            </w:r>
-          </w:p>
-        </w:tc>
-        <w:tc>
-          <w:tcPr>
-            <w:tcW w:type="dxa" w:w="1728"/>
-          </w:tcPr>
-          <w:p>
-            <w:r>
-              <w:t>22</w:t>
-            </w:r>
-          </w:p>
-        </w:tc>
-        <w:tc>
-          <w:tcPr>
-            <w:tcW w:type="dxa" w:w="1728"/>
-          </w:tcPr>
-          <w:p>
-            <w:r>
-              <w:t>즉시 조치 필요 (22.0개)</w:t>
-            </w:r>
-          </w:p>
-        </w:tc>
-      </w:tr>
-      <w:tr>
-        <w:tc>
-          <w:tcPr>
-            <w:tcW w:type="dxa" w:w="1728"/>
-          </w:tcPr>
-          <w:p>
-            <w:r>
-              <w:t>SVC-005</w:t>
-            </w:r>
-          </w:p>
-        </w:tc>
-        <w:tc>
-          <w:tcPr>
-            <w:tcW w:type="dxa" w:w="1728"/>
-          </w:tcPr>
-          <w:p>
-            <w:r>
-              <w:t>Ingress 상태</w:t>
+              <w:t>SVC-008</w:t>
+            </w:r>
+          </w:p>
+        </w:tc>
+        <w:tc>
+          <w:tcPr>
+            <w:tcW w:type="dxa" w:w="1728"/>
+          </w:tcPr>
+          <w:p>
+            <w:r>
+              <w:t>Failed Pod</w:t>
             </w:r>
           </w:p>
         </w:tc>
@@ -6020,185 +6263,17 @@
           </w:tcPr>
           <w:p>
             <w:r>
-              <w:t>8</w:t>
-            </w:r>
-          </w:p>
-        </w:tc>
-        <w:tc>
-          <w:tcPr>
-            <w:tcW w:type="dxa" w:w="1728"/>
-          </w:tcPr>
-          <w:p>
-            <w:r>
-              <w:t>정보 수집 완료</w:t>
-            </w:r>
-          </w:p>
-        </w:tc>
-      </w:tr>
-      <w:tr>
-        <w:tc>
-          <w:tcPr>
-            <w:tcW w:type="dxa" w:w="1728"/>
-          </w:tcPr>
-          <w:p>
-            <w:r>
-              <w:t>SVC-006</w:t>
-            </w:r>
-          </w:p>
-        </w:tc>
-        <w:tc>
-          <w:tcPr>
-            <w:tcW w:type="dxa" w:w="1728"/>
-          </w:tcPr>
-          <w:p>
-            <w:r>
-              <w:t>Pod 재시작 과다</w:t>
-            </w:r>
-          </w:p>
-        </w:tc>
-        <w:tc>
-          <w:tcPr>
-            <w:tcW w:type="dxa" w:w="1728"/>
-          </w:tcPr>
-          <w:p>
-            <w:r>
-              <w:rPr>
-                <w:b/>
-                <w:color w:val="FF0000"/>
-              </w:rPr>
-              <w:t>위험</w:t>
-            </w:r>
-          </w:p>
-        </w:tc>
-        <w:tc>
-          <w:tcPr>
-            <w:tcW w:type="dxa" w:w="1728"/>
-          </w:tcPr>
-          <w:p>
-            <w:r>
-              <w:t>harbor-core-55bd6569b4-wv4rh:4...</w:t>
-            </w:r>
-          </w:p>
-        </w:tc>
-        <w:tc>
-          <w:tcPr>
-            <w:tcW w:type="dxa" w:w="1728"/>
-          </w:tcPr>
-          <w:p>
-            <w:r>
-              <w:t>즉시 조치 필요 (55.0개)</w:t>
-            </w:r>
-          </w:p>
-        </w:tc>
-      </w:tr>
-      <w:tr>
-        <w:tc>
-          <w:tcPr>
-            <w:tcW w:type="dxa" w:w="1728"/>
-          </w:tcPr>
-          <w:p>
-            <w:r>
-              <w:t>SVC-007</w:t>
-            </w:r>
-          </w:p>
-        </w:tc>
-        <w:tc>
-          <w:tcPr>
-            <w:tcW w:type="dxa" w:w="1728"/>
-          </w:tcPr>
-          <w:p>
-            <w:r>
-              <w:t>Pending Pod</w:t>
-            </w:r>
-          </w:p>
-        </w:tc>
-        <w:tc>
-          <w:tcPr>
-            <w:tcW w:type="dxa" w:w="1728"/>
-          </w:tcPr>
-          <w:p>
-            <w:r>
-              <w:rPr>
-                <w:b/>
-                <w:color w:val="FF0000"/>
-              </w:rPr>
-              <w:t>위험</w:t>
-            </w:r>
-          </w:p>
-        </w:tc>
-        <w:tc>
-          <w:tcPr>
-            <w:tcW w:type="dxa" w:w="1728"/>
-          </w:tcPr>
-          <w:p>
-            <w:r>
-              <w:t>19</w:t>
-            </w:r>
-          </w:p>
-        </w:tc>
-        <w:tc>
-          <w:tcPr>
-            <w:tcW w:type="dxa" w:w="1728"/>
-          </w:tcPr>
-          <w:p>
-            <w:r>
-              <w:t>즉시 조치 필요 (19.0개)</w:t>
-            </w:r>
-          </w:p>
-        </w:tc>
-      </w:tr>
-      <w:tr>
-        <w:tc>
-          <w:tcPr>
-            <w:tcW w:type="dxa" w:w="1728"/>
-          </w:tcPr>
-          <w:p>
-            <w:r>
-              <w:t>SVC-008</w:t>
-            </w:r>
-          </w:p>
-        </w:tc>
-        <w:tc>
-          <w:tcPr>
-            <w:tcW w:type="dxa" w:w="1728"/>
-          </w:tcPr>
-          <w:p>
-            <w:r>
-              <w:t>Failed Pod</w:t>
-            </w:r>
-          </w:p>
-        </w:tc>
-        <w:tc>
-          <w:tcPr>
-            <w:tcW w:type="dxa" w:w="1728"/>
-          </w:tcPr>
-          <w:p>
-            <w:r>
-              <w:rPr>
-                <w:b/>
-                <w:color w:val="FF0000"/>
-              </w:rPr>
-              <w:t>위험</w:t>
-            </w:r>
-          </w:p>
-        </w:tc>
-        <w:tc>
-          <w:tcPr>
-            <w:tcW w:type="dxa" w:w="1728"/>
-          </w:tcPr>
-          <w:p>
-            <w:r>
-              <w:t>10</w:t>
-            </w:r>
-          </w:p>
-        </w:tc>
-        <w:tc>
-          <w:tcPr>
-            <w:tcW w:type="dxa" w:w="1728"/>
-          </w:tcPr>
-          <w:p>
-            <w:r>
-              <w:t>즉시 조치 필요 (10.0개)</w:t>
+              <w:t>0</w:t>
+            </w:r>
+          </w:p>
+        </w:tc>
+        <w:tc>
+          <w:tcPr>
+            <w:tcW w:type="dxa" w:w="1728"/>
+          </w:tcPr>
+          <w:p>
+            <w:r>
+              <w:t>정상</w:t>
             </w:r>
           </w:p>
         </w:tc>
@@ -6449,29 +6524,29 @@
             <w:r>
               <w:rPr>
                 <w:b/>
-                <w:color w:val="FF0000"/>
+                <w:color w:val="008000"/>
               </w:rPr>
-              <w:t>위험</w:t>
-            </w:r>
-          </w:p>
-        </w:tc>
-        <w:tc>
-          <w:tcPr>
-            <w:tcW w:type="dxa" w:w="1728"/>
-          </w:tcPr>
-          <w:p>
-            <w:r>
-              <w:t>0</w:t>
-            </w:r>
-          </w:p>
-        </w:tc>
-        <w:tc>
-          <w:tcPr>
-            <w:tcW w:type="dxa" w:w="1728"/>
-          </w:tcPr>
-          <w:p>
-            <w:r>
-              <w:t>개수 부족 (현재 0/1)</w:t>
+              <w:t>정상</w:t>
+            </w:r>
+          </w:p>
+        </w:tc>
+        <w:tc>
+          <w:tcPr>
+            <w:tcW w:type="dxa" w:w="1728"/>
+          </w:tcPr>
+          <w:p>
+            <w:r>
+              <w:t>1</w:t>
+            </w:r>
+          </w:p>
+        </w:tc>
+        <w:tc>
+          <w:tcPr>
+            <w:tcW w:type="dxa" w:w="1728"/>
+          </w:tcPr>
+          <w:p>
+            <w:r>
+              <w:t>정상 (현재 1개)</w:t>
             </w:r>
           </w:p>
         </w:tc>
@@ -6610,29 +6685,29 @@
             <w:r>
               <w:rPr>
                 <w:b/>
-                <w:color w:val="FF0000"/>
+                <w:color w:val="008000"/>
               </w:rPr>
-              <w:t>위험</w:t>
-            </w:r>
-          </w:p>
-        </w:tc>
-        <w:tc>
-          <w:tcPr>
-            <w:tcW w:type="dxa" w:w="1728"/>
-          </w:tcPr>
-          <w:p>
-            <w:r>
-              <w:t>0</w:t>
-            </w:r>
-          </w:p>
-        </w:tc>
-        <w:tc>
-          <w:tcPr>
-            <w:tcW w:type="dxa" w:w="1728"/>
-          </w:tcPr>
-          <w:p>
-            <w:r>
-              <w:t>개수 부족 (현재 0/1)</w:t>
+              <w:t>정상</w:t>
+            </w:r>
+          </w:p>
+        </w:tc>
+        <w:tc>
+          <w:tcPr>
+            <w:tcW w:type="dxa" w:w="1728"/>
+          </w:tcPr>
+          <w:p>
+            <w:r>
+              <w:t>1</w:t>
+            </w:r>
+          </w:p>
+        </w:tc>
+        <w:tc>
+          <w:tcPr>
+            <w:tcW w:type="dxa" w:w="1728"/>
+          </w:tcPr>
+          <w:p>
+            <w:r>
+              <w:t>정상 (현재 1개)</w:t>
             </w:r>
           </w:p>
         </w:tc>
@@ -6883,29 +6958,29 @@
             <w:r>
               <w:rPr>
                 <w:b/>
-                <w:color w:val="FF0000"/>
+                <w:color w:val="008000"/>
               </w:rPr>
-              <w:t>위험</w:t>
-            </w:r>
-          </w:p>
-        </w:tc>
-        <w:tc>
-          <w:tcPr>
-            <w:tcW w:type="dxa" w:w="1728"/>
-          </w:tcPr>
-          <w:p>
-            <w:r>
-              <w:t>2</w:t>
-            </w:r>
-          </w:p>
-        </w:tc>
-        <w:tc>
-          <w:tcPr>
-            <w:tcW w:type="dxa" w:w="1728"/>
-          </w:tcPr>
-          <w:p>
-            <w:r>
-              <w:t>개수 부족 (현재 2/3)</w:t>
+              <w:t>정상</w:t>
+            </w:r>
+          </w:p>
+        </w:tc>
+        <w:tc>
+          <w:tcPr>
+            <w:tcW w:type="dxa" w:w="1728"/>
+          </w:tcPr>
+          <w:p>
+            <w:r>
+              <w:t>3</w:t>
+            </w:r>
+          </w:p>
+        </w:tc>
+        <w:tc>
+          <w:tcPr>
+            <w:tcW w:type="dxa" w:w="1728"/>
+          </w:tcPr>
+          <w:p>
+            <w:r>
+              <w:t>정상 (현재 3개)</w:t>
             </w:r>
           </w:p>
         </w:tc>
@@ -7044,29 +7119,29 @@
             <w:r>
               <w:rPr>
                 <w:b/>
-                <w:color w:val="FF0000"/>
+                <w:color w:val="008000"/>
               </w:rPr>
-              <w:t>위험</w:t>
-            </w:r>
-          </w:p>
-        </w:tc>
-        <w:tc>
-          <w:tcPr>
-            <w:tcW w:type="dxa" w:w="1728"/>
-          </w:tcPr>
-          <w:p>
-            <w:r>
-              <w:t>0</w:t>
-            </w:r>
-          </w:p>
-        </w:tc>
-        <w:tc>
-          <w:tcPr>
-            <w:tcW w:type="dxa" w:w="1728"/>
-          </w:tcPr>
-          <w:p>
-            <w:r>
-              <w:t>개수 부족 (현재 0/1)</w:t>
+              <w:t>정상</w:t>
+            </w:r>
+          </w:p>
+        </w:tc>
+        <w:tc>
+          <w:tcPr>
+            <w:tcW w:type="dxa" w:w="1728"/>
+          </w:tcPr>
+          <w:p>
+            <w:r>
+              <w:t>1</w:t>
+            </w:r>
+          </w:p>
+        </w:tc>
+        <w:tc>
+          <w:tcPr>
+            <w:tcW w:type="dxa" w:w="1728"/>
+          </w:tcPr>
+          <w:p>
+            <w:r>
+              <w:t>정상 (현재 1개)</w:t>
             </w:r>
           </w:p>
         </w:tc>
@@ -7217,17 +7292,17 @@
           </w:tcPr>
           <w:p>
             <w:r>
-              <w:t>1</w:t>
-            </w:r>
-          </w:p>
-        </w:tc>
-        <w:tc>
-          <w:tcPr>
-            <w:tcW w:type="dxa" w:w="1728"/>
-          </w:tcPr>
-          <w:p>
-            <w:r>
-              <w:t>개수 부족 (현재 1/3)</w:t>
+              <w:t>2</w:t>
+            </w:r>
+          </w:p>
+        </w:tc>
+        <w:tc>
+          <w:tcPr>
+            <w:tcW w:type="dxa" w:w="1728"/>
+          </w:tcPr>
+          <w:p>
+            <w:r>
+              <w:t>개수 부족 (현재 2/3)</w:t>
             </w:r>
           </w:p>
         </w:tc>
@@ -7250,62 +7325,6 @@
           <w:p>
             <w:r>
               <w:t>Loki Gateway</w:t>
-            </w:r>
-          </w:p>
-        </w:tc>
-        <w:tc>
-          <w:tcPr>
-            <w:tcW w:type="dxa" w:w="1728"/>
-          </w:tcPr>
-          <w:p>
-            <w:r>
-              <w:rPr>
-                <w:b/>
-                <w:color w:val="FF0000"/>
-              </w:rPr>
-              <w:t>위험</w:t>
-            </w:r>
-          </w:p>
-        </w:tc>
-        <w:tc>
-          <w:tcPr>
-            <w:tcW w:type="dxa" w:w="1728"/>
-          </w:tcPr>
-          <w:p>
-            <w:r>
-              <w:t>0</w:t>
-            </w:r>
-          </w:p>
-        </w:tc>
-        <w:tc>
-          <w:tcPr>
-            <w:tcW w:type="dxa" w:w="1728"/>
-          </w:tcPr>
-          <w:p>
-            <w:r>
-              <w:t>개수 부족 (현재 0/1)</w:t>
-            </w:r>
-          </w:p>
-        </w:tc>
-      </w:tr>
-      <w:tr>
-        <w:tc>
-          <w:tcPr>
-            <w:tcW w:type="dxa" w:w="1728"/>
-          </w:tcPr>
-          <w:p>
-            <w:r>
-              <w:t>APP-LOKI-02</w:t>
-            </w:r>
-          </w:p>
-        </w:tc>
-        <w:tc>
-          <w:tcPr>
-            <w:tcW w:type="dxa" w:w="1728"/>
-          </w:tcPr>
-          <w:p>
-            <w:r>
-              <w:t>Loki Write/Read</w:t>
             </w:r>
           </w:p>
         </w:tc>
@@ -7329,17 +7348,73 @@
           </w:tcPr>
           <w:p>
             <w:r>
-              <w:t>3</w:t>
-            </w:r>
-          </w:p>
-        </w:tc>
-        <w:tc>
-          <w:tcPr>
-            <w:tcW w:type="dxa" w:w="1728"/>
-          </w:tcPr>
-          <w:p>
-            <w:r>
-              <w:t>정상 (현재 3개)</w:t>
+              <w:t>1</w:t>
+            </w:r>
+          </w:p>
+        </w:tc>
+        <w:tc>
+          <w:tcPr>
+            <w:tcW w:type="dxa" w:w="1728"/>
+          </w:tcPr>
+          <w:p>
+            <w:r>
+              <w:t>정상 (현재 1개)</w:t>
+            </w:r>
+          </w:p>
+        </w:tc>
+      </w:tr>
+      <w:tr>
+        <w:tc>
+          <w:tcPr>
+            <w:tcW w:type="dxa" w:w="1728"/>
+          </w:tcPr>
+          <w:p>
+            <w:r>
+              <w:t>APP-LOKI-02</w:t>
+            </w:r>
+          </w:p>
+        </w:tc>
+        <w:tc>
+          <w:tcPr>
+            <w:tcW w:type="dxa" w:w="1728"/>
+          </w:tcPr>
+          <w:p>
+            <w:r>
+              <w:t>Loki Write/Read</w:t>
+            </w:r>
+          </w:p>
+        </w:tc>
+        <w:tc>
+          <w:tcPr>
+            <w:tcW w:type="dxa" w:w="1728"/>
+          </w:tcPr>
+          <w:p>
+            <w:r>
+              <w:rPr>
+                <w:b/>
+                <w:color w:val="008000"/>
+              </w:rPr>
+              <w:t>정상</w:t>
+            </w:r>
+          </w:p>
+        </w:tc>
+        <w:tc>
+          <w:tcPr>
+            <w:tcW w:type="dxa" w:w="1728"/>
+          </w:tcPr>
+          <w:p>
+            <w:r>
+              <w:t>6</w:t>
+            </w:r>
+          </w:p>
+        </w:tc>
+        <w:tc>
+          <w:tcPr>
+            <w:tcW w:type="dxa" w:w="1728"/>
+          </w:tcPr>
+          <w:p>
+            <w:r>
+              <w:t>정상 (현재 6개)</w:t>
             </w:r>
           </w:p>
         </w:tc>
@@ -7478,29 +7553,29 @@
             <w:r>
               <w:rPr>
                 <w:b/>
-                <w:color w:val="FF0000"/>
+                <w:color w:val="008000"/>
               </w:rPr>
-              <w:t>위험</w:t>
-            </w:r>
-          </w:p>
-        </w:tc>
-        <w:tc>
-          <w:tcPr>
-            <w:tcW w:type="dxa" w:w="1728"/>
-          </w:tcPr>
-          <w:p>
-            <w:r>
-              <w:t>0</w:t>
-            </w:r>
-          </w:p>
-        </w:tc>
-        <w:tc>
-          <w:tcPr>
-            <w:tcW w:type="dxa" w:w="1728"/>
-          </w:tcPr>
-          <w:p>
-            <w:r>
-              <w:t>개수 부족 (현재 0/1)</w:t>
+              <w:t>정상</w:t>
+            </w:r>
+          </w:p>
+        </w:tc>
+        <w:tc>
+          <w:tcPr>
+            <w:tcW w:type="dxa" w:w="1728"/>
+          </w:tcPr>
+          <w:p>
+            <w:r>
+              <w:t>1</w:t>
+            </w:r>
+          </w:p>
+        </w:tc>
+        <w:tc>
+          <w:tcPr>
+            <w:tcW w:type="dxa" w:w="1728"/>
+          </w:tcPr>
+          <w:p>
+            <w:r>
+              <w:t>정상 (현재 1개)</w:t>
             </w:r>
           </w:p>
         </w:tc>
@@ -7639,29 +7714,29 @@
             <w:r>
               <w:rPr>
                 <w:b/>
-                <w:color w:val="FF0000"/>
+                <w:color w:val="008000"/>
               </w:rPr>
-              <w:t>위험</w:t>
-            </w:r>
-          </w:p>
-        </w:tc>
-        <w:tc>
-          <w:tcPr>
-            <w:tcW w:type="dxa" w:w="1728"/>
-          </w:tcPr>
-          <w:p>
-            <w:r>
-              <w:t>0</w:t>
-            </w:r>
-          </w:p>
-        </w:tc>
-        <w:tc>
-          <w:tcPr>
-            <w:tcW w:type="dxa" w:w="1728"/>
-          </w:tcPr>
-          <w:p>
-            <w:r>
-              <w:t>개수 부족 (현재 0/1)</w:t>
+              <w:t>정상</w:t>
+            </w:r>
+          </w:p>
+        </w:tc>
+        <w:tc>
+          <w:tcPr>
+            <w:tcW w:type="dxa" w:w="1728"/>
+          </w:tcPr>
+          <w:p>
+            <w:r>
+              <w:t>1</w:t>
+            </w:r>
+          </w:p>
+        </w:tc>
+        <w:tc>
+          <w:tcPr>
+            <w:tcW w:type="dxa" w:w="1728"/>
+          </w:tcPr>
+          <w:p>
+            <w:r>
+              <w:t>정상 (현재 1개)</w:t>
             </w:r>
           </w:p>
         </w:tc>
@@ -7695,29 +7770,29 @@
             <w:r>
               <w:rPr>
                 <w:b/>
-                <w:color w:val="FF0000"/>
+                <w:color w:val="008000"/>
               </w:rPr>
-              <w:t>위험</w:t>
-            </w:r>
-          </w:p>
-        </w:tc>
-        <w:tc>
-          <w:tcPr>
-            <w:tcW w:type="dxa" w:w="1728"/>
-          </w:tcPr>
-          <w:p>
-            <w:r>
-              <w:t>0</w:t>
-            </w:r>
-          </w:p>
-        </w:tc>
-        <w:tc>
-          <w:tcPr>
-            <w:tcW w:type="dxa" w:w="1728"/>
-          </w:tcPr>
-          <w:p>
-            <w:r>
-              <w:t>개수 부족 (현재 0/1)</w:t>
+              <w:t>정상</w:t>
+            </w:r>
+          </w:p>
+        </w:tc>
+        <w:tc>
+          <w:tcPr>
+            <w:tcW w:type="dxa" w:w="1728"/>
+          </w:tcPr>
+          <w:p>
+            <w:r>
+              <w:t>1</w:t>
+            </w:r>
+          </w:p>
+        </w:tc>
+        <w:tc>
+          <w:tcPr>
+            <w:tcW w:type="dxa" w:w="1728"/>
+          </w:tcPr>
+          <w:p>
+            <w:r>
+              <w:t>정상 (현재 1개)</w:t>
             </w:r>
           </w:p>
         </w:tc>
@@ -7856,29 +7931,29 @@
             <w:r>
               <w:rPr>
                 <w:b/>
-                <w:color w:val="FF0000"/>
+                <w:color w:val="008000"/>
               </w:rPr>
-              <w:t>위험</w:t>
-            </w:r>
-          </w:p>
-        </w:tc>
-        <w:tc>
-          <w:tcPr>
-            <w:tcW w:type="dxa" w:w="1728"/>
-          </w:tcPr>
-          <w:p>
-            <w:r>
-              <w:t>0</w:t>
-            </w:r>
-          </w:p>
-        </w:tc>
-        <w:tc>
-          <w:tcPr>
-            <w:tcW w:type="dxa" w:w="1728"/>
-          </w:tcPr>
-          <w:p>
-            <w:r>
-              <w:t>개수 부족 (현재 0/1)</w:t>
+              <w:t>정상</w:t>
+            </w:r>
+          </w:p>
+        </w:tc>
+        <w:tc>
+          <w:tcPr>
+            <w:tcW w:type="dxa" w:w="1728"/>
+          </w:tcPr>
+          <w:p>
+            <w:r>
+              <w:t>1</w:t>
+            </w:r>
+          </w:p>
+        </w:tc>
+        <w:tc>
+          <w:tcPr>
+            <w:tcW w:type="dxa" w:w="1728"/>
+          </w:tcPr>
+          <w:p>
+            <w:r>
+              <w:t>정상 (현재 1개)</w:t>
             </w:r>
           </w:p>
         </w:tc>
@@ -8313,6 +8388,167 @@
           <w:p>
             <w:r>
               <w:t>이미지 128개 추출 완료</w:t>
+            </w:r>
+          </w:p>
+        </w:tc>
+      </w:tr>
+    </w:tbl>
+    <w:p/>
+    <w:p>
+      <w:pPr>
+        <w:pStyle w:val="Heading3"/>
+      </w:pPr>
+      <w:r>
+        <w:t>Storage Detail</w:t>
+      </w:r>
+    </w:p>
+    <w:tbl>
+      <w:tblPr>
+        <w:tblStyle w:val="TableGrid"/>
+        <w:tblW w:type="auto" w:w="0"/>
+        <w:tblLook w:firstColumn="1" w:firstRow="1" w:lastColumn="0" w:lastRow="0" w:noHBand="0" w:noVBand="1" w:val="04A0"/>
+      </w:tblPr>
+      <w:tblGrid>
+        <w:gridCol w:w="1728"/>
+        <w:gridCol w:w="1728"/>
+        <w:gridCol w:w="1728"/>
+        <w:gridCol w:w="1728"/>
+        <w:gridCol w:w="1728"/>
+      </w:tblGrid>
+      <w:tr>
+        <w:tc>
+          <w:tcPr>
+            <w:tcW w:type="dxa" w:w="1728"/>
+          </w:tcPr>
+          <w:p>
+            <w:pPr>
+              <w:jc w:val="center"/>
+            </w:pPr>
+            <w:r>
+              <w:rPr>
+                <w:b/>
+              </w:rPr>
+              <w:t>점검ID</w:t>
+            </w:r>
+          </w:p>
+        </w:tc>
+        <w:tc>
+          <w:tcPr>
+            <w:tcW w:type="dxa" w:w="1728"/>
+          </w:tcPr>
+          <w:p>
+            <w:pPr>
+              <w:jc w:val="center"/>
+            </w:pPr>
+            <w:r>
+              <w:rPr>
+                <w:b/>
+              </w:rPr>
+              <w:t>점검항목</w:t>
+            </w:r>
+          </w:p>
+        </w:tc>
+        <w:tc>
+          <w:tcPr>
+            <w:tcW w:type="dxa" w:w="1728"/>
+          </w:tcPr>
+          <w:p>
+            <w:pPr>
+              <w:jc w:val="center"/>
+            </w:pPr>
+            <w:r>
+              <w:rPr>
+                <w:b/>
+              </w:rPr>
+              <w:t>상태</w:t>
+            </w:r>
+          </w:p>
+        </w:tc>
+        <w:tc>
+          <w:tcPr>
+            <w:tcW w:type="dxa" w:w="1728"/>
+          </w:tcPr>
+          <w:p>
+            <w:pPr>
+              <w:jc w:val="center"/>
+            </w:pPr>
+            <w:r>
+              <w:rPr>
+                <w:b/>
+              </w:rPr>
+              <w:t>측정값</w:t>
+            </w:r>
+          </w:p>
+        </w:tc>
+        <w:tc>
+          <w:tcPr>
+            <w:tcW w:type="dxa" w:w="1728"/>
+          </w:tcPr>
+          <w:p>
+            <w:pPr>
+              <w:jc w:val="center"/>
+            </w:pPr>
+            <w:r>
+              <w:rPr>
+                <w:b/>
+              </w:rPr>
+              <w:t>결과메시지</w:t>
+            </w:r>
+          </w:p>
+        </w:tc>
+      </w:tr>
+      <w:tr>
+        <w:tc>
+          <w:tcPr>
+            <w:tcW w:type="dxa" w:w="1728"/>
+          </w:tcPr>
+          <w:p>
+            <w:r>
+              <w:t>STG-DTL-01</w:t>
+            </w:r>
+          </w:p>
+        </w:tc>
+        <w:tc>
+          <w:tcPr>
+            <w:tcW w:type="dxa" w:w="1728"/>
+          </w:tcPr>
+          <w:p>
+            <w:r>
+              <w:t>PVC 목록 및 상태</w:t>
+            </w:r>
+          </w:p>
+        </w:tc>
+        <w:tc>
+          <w:tcPr>
+            <w:tcW w:type="dxa" w:w="1728"/>
+          </w:tcPr>
+          <w:p>
+            <w:r>
+              <w:rPr>
+                <w:b/>
+                <w:color w:val="008000"/>
+              </w:rPr>
+              <w:t>정상</w:t>
+            </w:r>
+          </w:p>
+        </w:tc>
+        <w:tc>
+          <w:tcPr>
+            <w:tcW w:type="dxa" w:w="1728"/>
+          </w:tcPr>
+          <w:p>
+            <w:r>
+              <w:t>databases/data-my-mariadb-0 : ...</w:t>
+            </w:r>
+          </w:p>
+        </w:tc>
+        <w:tc>
+          <w:tcPr>
+            <w:tcW w:type="dxa" w:w="1728"/>
+          </w:tcPr>
+          <w:p>
+            <w:r>
+              <w:t>스토리지 할당 현황</w:t>
             </w:r>
           </w:p>
         </w:tc>
@@ -8364,340 +8600,6 @@
         <w:rPr>
           <w:b/>
         </w:rPr>
-        <w:t>[위험] [OS-002] 메모리 사용량</w:t>
-      </w:r>
-      <w:r>
-        <w:br/>
-        <w:t xml:space="preserve">   - 환경: DEV</w:t>
-      </w:r>
-      <w:r>
-        <w:br/>
-        <w:t xml:space="preserve">   - 대상: Worker #1</w:t>
-      </w:r>
-      <w:r>
-        <w:br/>
-        <w:t xml:space="preserve">   - 상태: 위험</w:t>
-      </w:r>
-      <w:r>
-        <w:br/>
-        <w:t xml:space="preserve">   - 측정값: 97.8</w:t>
-      </w:r>
-      <w:r>
-        <w:br/>
-        <w:t xml:space="preserve">   - 메시지: 임계치 초과 (85)</w:t>
-      </w:r>
-      <w:r>
-        <w:br/>
-        <w:t xml:space="preserve">   - 중요도: high</w:t>
-      </w:r>
-    </w:p>
-    <w:p>
-      <w:r>
-        <w:rPr>
-          <w:b/>
-        </w:rPr>
-        <w:t>[경고] [OS-005] 좀비 프로세스</w:t>
-      </w:r>
-      <w:r>
-        <w:br/>
-        <w:t xml:space="preserve">   - 환경: DEV</w:t>
-      </w:r>
-      <w:r>
-        <w:br/>
-        <w:t xml:space="preserve">   - 대상: Worker #1</w:t>
-      </w:r>
-      <w:r>
-        <w:br/>
-        <w:t xml:space="preserve">   - 상태: 경고</w:t>
-      </w:r>
-      <w:r>
-        <w:br/>
-        <w:t xml:space="preserve">   - 측정값: 1</w:t>
-      </w:r>
-      <w:r>
-        <w:br/>
-        <w:t xml:space="preserve">   - 메시지: 주의 필요 (1.0개)</w:t>
-      </w:r>
-      <w:r>
-        <w:br/>
-        <w:t xml:space="preserve">   - 중요도: medium</w:t>
-      </w:r>
-    </w:p>
-    <w:p>
-      <w:r>
-        <w:rPr>
-          <w:b/>
-        </w:rPr>
-        <w:t>[위험] [OS-006] 로드 애버리지</w:t>
-      </w:r>
-      <w:r>
-        <w:br/>
-        <w:t xml:space="preserve">   - 환경: DEV</w:t>
-      </w:r>
-      <w:r>
-        <w:br/>
-        <w:t xml:space="preserve">   - 대상: Worker #1</w:t>
-      </w:r>
-      <w:r>
-        <w:br/>
-        <w:t xml:space="preserve">   - 상태: 위험</w:t>
-      </w:r>
-      <w:r>
-        <w:br/>
-        <w:t xml:space="preserve">   - 측정값: 41.36</w:t>
-      </w:r>
-      <w:r>
-        <w:br/>
-        <w:t xml:space="preserve">   - 메시지: 임계치 초과 (8.0)</w:t>
-      </w:r>
-      <w:r>
-        <w:br/>
-        <w:t xml:space="preserve">   - 중요도: medium</w:t>
-      </w:r>
-    </w:p>
-    <w:p>
-      <w:r>
-        <w:rPr>
-          <w:b/>
-        </w:rPr>
-        <w:t>[위험] [OS-002] 메모리 사용량</w:t>
-      </w:r>
-      <w:r>
-        <w:br/>
-        <w:t xml:space="preserve">   - 환경: DEV</w:t>
-      </w:r>
-      <w:r>
-        <w:br/>
-        <w:t xml:space="preserve">   - 대상: Worker #2</w:t>
-      </w:r>
-      <w:r>
-        <w:br/>
-        <w:t xml:space="preserve">   - 상태: 위험</w:t>
-      </w:r>
-      <w:r>
-        <w:br/>
-        <w:t xml:space="preserve">   - 측정값: 96.3</w:t>
-      </w:r>
-      <w:r>
-        <w:br/>
-        <w:t xml:space="preserve">   - 메시지: 임계치 초과 (85)</w:t>
-      </w:r>
-      <w:r>
-        <w:br/>
-        <w:t xml:space="preserve">   - 중요도: high</w:t>
-      </w:r>
-    </w:p>
-    <w:p>
-      <w:r>
-        <w:rPr>
-          <w:b/>
-        </w:rPr>
-        <w:t>[경고] [OS-005] 좀비 프로세스</w:t>
-      </w:r>
-      <w:r>
-        <w:br/>
-        <w:t xml:space="preserve">   - 환경: DEV</w:t>
-      </w:r>
-      <w:r>
-        <w:br/>
-        <w:t xml:space="preserve">   - 대상: Worker #2</w:t>
-      </w:r>
-      <w:r>
-        <w:br/>
-        <w:t xml:space="preserve">   - 상태: 경고</w:t>
-      </w:r>
-      <w:r>
-        <w:br/>
-        <w:t xml:space="preserve">   - 측정값: 1</w:t>
-      </w:r>
-      <w:r>
-        <w:br/>
-        <w:t xml:space="preserve">   - 메시지: 주의 필요 (1.0개)</w:t>
-      </w:r>
-      <w:r>
-        <w:br/>
-        <w:t xml:space="preserve">   - 중요도: medium</w:t>
-      </w:r>
-    </w:p>
-    <w:p>
-      <w:r>
-        <w:rPr>
-          <w:b/>
-        </w:rPr>
-        <w:t>[위험] [OS-006] 로드 애버리지</w:t>
-      </w:r>
-      <w:r>
-        <w:br/>
-        <w:t xml:space="preserve">   - 환경: DEV</w:t>
-      </w:r>
-      <w:r>
-        <w:br/>
-        <w:t xml:space="preserve">   - 대상: Worker #2</w:t>
-      </w:r>
-      <w:r>
-        <w:br/>
-        <w:t xml:space="preserve">   - 상태: 위험</w:t>
-      </w:r>
-      <w:r>
-        <w:br/>
-        <w:t xml:space="preserve">   - 측정값: 16.51</w:t>
-      </w:r>
-      <w:r>
-        <w:br/>
-        <w:t xml:space="preserve">   - 메시지: 임계치 초과 (8.0)</w:t>
-      </w:r>
-      <w:r>
-        <w:br/>
-        <w:t xml:space="preserve">   - 중요도: medium</w:t>
-      </w:r>
-    </w:p>
-    <w:p>
-      <w:r>
-        <w:rPr>
-          <w:b/>
-        </w:rPr>
-        <w:t>[위험] [OS-002] 메모리 사용량</w:t>
-      </w:r>
-      <w:r>
-        <w:br/>
-        <w:t xml:space="preserve">   - 환경: DEV</w:t>
-      </w:r>
-      <w:r>
-        <w:br/>
-        <w:t xml:space="preserve">   - 대상: Worker #3</w:t>
-      </w:r>
-      <w:r>
-        <w:br/>
-        <w:t xml:space="preserve">   - 상태: 위험</w:t>
-      </w:r>
-      <w:r>
-        <w:br/>
-        <w:t xml:space="preserve">   - 측정값: 97.7</w:t>
-      </w:r>
-      <w:r>
-        <w:br/>
-        <w:t xml:space="preserve">   - 메시지: 임계치 초과 (85)</w:t>
-      </w:r>
-      <w:r>
-        <w:br/>
-        <w:t xml:space="preserve">   - 중요도: high</w:t>
-      </w:r>
-    </w:p>
-    <w:p>
-      <w:r>
-        <w:rPr>
-          <w:b/>
-        </w:rPr>
-        <w:t>[위험] [OS-005] 좀비 프로세스</w:t>
-      </w:r>
-      <w:r>
-        <w:br/>
-        <w:t xml:space="preserve">   - 환경: DEV</w:t>
-      </w:r>
-      <w:r>
-        <w:br/>
-        <w:t xml:space="preserve">   - 대상: Worker #3</w:t>
-      </w:r>
-      <w:r>
-        <w:br/>
-        <w:t xml:space="preserve">   - 상태: 위험</w:t>
-      </w:r>
-      <w:r>
-        <w:br/>
-        <w:t xml:space="preserve">   - 측정값: 15702</w:t>
-      </w:r>
-      <w:r>
-        <w:br/>
-        <w:t xml:space="preserve">   - 메시지: 즉시 조치 필요 (15702.0개)</w:t>
-      </w:r>
-      <w:r>
-        <w:br/>
-        <w:t xml:space="preserve">   - 중요도: medium</w:t>
-      </w:r>
-    </w:p>
-    <w:p>
-      <w:r>
-        <w:rPr>
-          <w:b/>
-        </w:rPr>
-        <w:t>[위험] [OS-006] 로드 애버리지</w:t>
-      </w:r>
-      <w:r>
-        <w:br/>
-        <w:t xml:space="preserve">   - 환경: DEV</w:t>
-      </w:r>
-      <w:r>
-        <w:br/>
-        <w:t xml:space="preserve">   - 대상: Worker #3</w:t>
-      </w:r>
-      <w:r>
-        <w:br/>
-        <w:t xml:space="preserve">   - 상태: 위험</w:t>
-      </w:r>
-      <w:r>
-        <w:br/>
-        <w:t xml:space="preserve">   - 측정값: 27.31</w:t>
-      </w:r>
-      <w:r>
-        <w:br/>
-        <w:t xml:space="preserve">   - 메시지: 임계치 초과 (8.0)</w:t>
-      </w:r>
-      <w:r>
-        <w:br/>
-        <w:t xml:space="preserve">   - 중요도: medium</w:t>
-      </w:r>
-    </w:p>
-    <w:p>
-      <w:r>
-        <w:rPr>
-          <w:b/>
-        </w:rPr>
-        <w:t>[경고] [K8S-004] Control Plane Pod 상태</w:t>
-      </w:r>
-      <w:r>
-        <w:br/>
-        <w:t xml:space="preserve">   - 환경: DEV</w:t>
-      </w:r>
-      <w:r>
-        <w:br/>
-        <w:t xml:space="preserve">   - 대상: DEV Cluster</w:t>
-      </w:r>
-      <w:r>
-        <w:br/>
-        <w:t xml:space="preserve">   - 상태: 경고</w:t>
-      </w:r>
-      <w:r>
-        <w:br/>
-        <w:t xml:space="preserve">   - 측정값: cilium-envoy-4g4c9:Running</w:t>
-        <w:br/>
-        <w:t>cilium-envoy-d9j92:Running</w:t>
-        <w:br/>
-        <w:t>cilium-envoy-hpqtf:Running</w:t>
-        <w:br/>
-        <w:t>cilium-envoy-p9h5m:Running</w:t>
-        <w:br/>
-        <w:t>cilium-envoy-wjx5h:Running</w:t>
-        <w:br/>
-        <w:t>cilium-envoy-xhxh4:Running</w:t>
-        <w:br/>
-        <w:t>cilium-h8dkr:Running</w:t>
-        <w:br/>
-        <w:t>cilium-l5mqz:Runn</w:t>
-      </w:r>
-      <w:r>
-        <w:br/>
-        <w:t xml:space="preserve">   - 메시지: 일부 이상 (29/30 정상)</w:t>
-      </w:r>
-      <w:r>
-        <w:br/>
-        <w:t xml:space="preserve">   - 중요도: critical</w:t>
-      </w:r>
-    </w:p>
-    <w:p>
-      <w:r>
-        <w:rPr>
-          <w:b/>
-        </w:rPr>
         <w:t>[위험] [K8S-007] Warning 이벤트</w:t>
       </w:r>
       <w:r>
@@ -8714,7 +8616,7 @@
       </w:r>
       <w:r>
         <w:br/>
-        <w:t xml:space="preserve">   - 측정값: 169</w:t>
+        <w:t xml:space="preserve">   - 측정값: 746</w:t>
       </w:r>
       <w:r>
         <w:br/>
@@ -8730,105 +8632,7 @@
         <w:rPr>
           <w:b/>
         </w:rPr>
-        <w:t>[위험] [SVC-001] Deployment 상태</w:t>
-      </w:r>
-      <w:r>
-        <w:br/>
-        <w:t xml:space="preserve">   - 환경: DEV</w:t>
-      </w:r>
-      <w:r>
-        <w:br/>
-        <w:t xml:space="preserve">   - 대상: DEV Services</w:t>
-      </w:r>
-      <w:r>
-        <w:br/>
-        <w:t xml:space="preserve">   - 상태: 위험</w:t>
-      </w:r>
-      <w:r>
-        <w:br/>
-        <w:t xml:space="preserve">   - 측정값: argocd-applicationset-controller:0/1</w:t>
-        <w:br/>
-        <w:t>argocd-dex-server:0/1</w:t>
-        <w:br/>
-        <w:t>argocd-notifications-controller:0/1</w:t>
-        <w:br/>
-        <w:t>argocd-redis:0/1</w:t>
-        <w:br/>
-        <w:t>argocd-repo-server:0/1</w:t>
-        <w:br/>
-        <w:t>argocd-server:0/1</w:t>
-        <w:br/>
-        <w:t>kibana-kibana:0/1</w:t>
-        <w:br/>
-        <w:t>harbor-core:0/1</w:t>
-        <w:br/>
-        <w:t>harbor-export</w:t>
-      </w:r>
-      <w:r>
-        <w:br/>
-        <w:t xml:space="preserve">   - 메시지: 불일치 리소스 19개</w:t>
-      </w:r>
-      <w:r>
-        <w:br/>
-        <w:t xml:space="preserve">   - 중요도: high</w:t>
-      </w:r>
-    </w:p>
-    <w:p>
-      <w:r>
-        <w:rPr>
-          <w:b/>
-        </w:rPr>
-        <w:t>[위험] [SVC-002] StatefulSet 상태</w:t>
-      </w:r>
-      <w:r>
-        <w:br/>
-        <w:t xml:space="preserve">   - 환경: DEV</w:t>
-      </w:r>
-      <w:r>
-        <w:br/>
-        <w:t xml:space="preserve">   - 대상: DEV Services</w:t>
-      </w:r>
-      <w:r>
-        <w:br/>
-        <w:t xml:space="preserve">   - 상태: 위험</w:t>
-      </w:r>
-      <w:r>
-        <w:br/>
-        <w:t xml:space="preserve">   - 측정값: argocd-application-controller:0/1</w:t>
-        <w:br/>
-        <w:t>my-mariadb:0/1</w:t>
-        <w:br/>
-        <w:t>elasticsearch-master:0/3</w:t>
-        <w:br/>
-        <w:t>logstash-logstash:0/1</w:t>
-        <w:br/>
-        <w:t>harbor-database:0/1</w:t>
-        <w:br/>
-        <w:t>harbor-redis:0/1</w:t>
-        <w:br/>
-        <w:t>harbor-trivy:0/1</w:t>
-        <w:br/>
-        <w:t>keycloak-postgres:0/1</w:t>
-        <w:br/>
-        <w:t>loki-backend:0/3</w:t>
-        <w:br/>
-        <w:t>loki-minio:</w:t>
-      </w:r>
-      <w:r>
-        <w:br/>
-        <w:t xml:space="preserve">   - 메시지: 불일치 리소스 16개</w:t>
-      </w:r>
-      <w:r>
-        <w:br/>
-        <w:t xml:space="preserve">   - 중요도: high</w:t>
-      </w:r>
-    </w:p>
-    <w:p>
-      <w:r>
-        <w:rPr>
-          <w:b/>
-        </w:rPr>
-        <w:t>[경고] [SVC-003] DaemonSet 상태</w:t>
+        <w:t>[경고] [SVC-001] Deployment 상태</w:t>
       </w:r>
       <w:r>
         <w:br/>
@@ -8844,11 +8648,13 @@
       </w:r>
       <w:r>
         <w:br/>
-        <w:t xml:space="preserve">   - 측정값: loki-canary:1/0</w:t>
+        <w:t xml:space="preserve">   - 측정값: dns-autoscaler:0/1</w:t>
+        <w:br/>
+        <w:t>loki-read:2/3</w:t>
       </w:r>
       <w:r>
         <w:br/>
-        <w:t xml:space="preserve">   - 메시지: 불일치 리소스 1개</w:t>
+        <w:t xml:space="preserve">   - 메시지: 불일치 리소스 2개</w:t>
       </w:r>
       <w:r>
         <w:br/>
@@ -8860,7 +8666,7 @@
         <w:rPr>
           <w:b/>
         </w:rPr>
-        <w:t>[위험] [SVC-004] Service Endpoints</w:t>
+        <w:t>[경고] [SVC-002] StatefulSet 상태</w:t>
       </w:r>
       <w:r>
         <w:br/>
@@ -8872,19 +8678,19 @@
       </w:r>
       <w:r>
         <w:br/>
-        <w:t xml:space="preserve">   - 상태: 위험</w:t>
+        <w:t xml:space="preserve">   - 상태: 경고</w:t>
       </w:r>
       <w:r>
         <w:br/>
-        <w:t xml:space="preserve">   - 측정값: 22</w:t>
+        <w:t xml:space="preserve">   - 측정값: elasticsearch-master:2/3</w:t>
       </w:r>
       <w:r>
         <w:br/>
-        <w:t xml:space="preserve">   - 메시지: 즉시 조치 필요 (22.0개)</w:t>
+        <w:t xml:space="preserve">   - 메시지: 불일치 리소스 1개</w:t>
       </w:r>
       <w:r>
         <w:br/>
-        <w:t xml:space="preserve">   - 중요도: medium</w:t>
+        <w:t xml:space="preserve">   - 중요도: high</w:t>
       </w:r>
     </w:p>
     <w:p>
@@ -8908,23 +8714,25 @@
       </w:r>
       <w:r>
         <w:br/>
-        <w:t xml:space="preserve">   - 측정값: harbor-core-55bd6569b4-wv4rh:419</w:t>
+        <w:t xml:space="preserve">   - 측정값: harbor-core-57547bd5fc-8hr5c:10</w:t>
         <w:br/>
-        <w:t>harbor-exporter-5bb7746ccd-mhvhr:419</w:t>
+        <w:t>cilium-envoy-d9j92:5</w:t>
         <w:br/>
-        <w:t>harbor-jobservice-7fb79c7545-v5lq7:5</w:t>
-        <w:br/>
-        <w:t>harbor-jobservice-7fb79c7545-x45rk:488</w:t>
-        <w:br/>
-        <w:t>cilium-envoy-wjx5h:5</w:t>
+        <w:t>cilium-envoy-wjx5h:6</w:t>
         <w:br/>
         <w:t>coredns-5f7f998558-bznnn:46</w:t>
         <w:br/>
-        <w:t>cored</w:t>
+        <w:t>coredns-5f7f998558-sjkkw:45</w:t>
+        <w:br/>
+        <w:t>kube-apiserver-ssg-master01:5</w:t>
+        <w:br/>
+        <w:t>kube-apiserver-ssg-master02:5</w:t>
+        <w:br/>
+        <w:t>kube-apise</w:t>
       </w:r>
       <w:r>
         <w:br/>
-        <w:t xml:space="preserve">   - 메시지: 즉시 조치 필요 (55.0개)</w:t>
+        <w:t xml:space="preserve">   - 메시지: 즉시 조치 필요 (57547.0개)</w:t>
       </w:r>
       <w:r>
         <w:br/>
@@ -8936,7 +8744,7 @@
         <w:rPr>
           <w:b/>
         </w:rPr>
-        <w:t>[위험] [SVC-007] Pending Pod</w:t>
+        <w:t>[경고] [SVC-007] Pending Pod</w:t>
       </w:r>
       <w:r>
         <w:br/>
@@ -8948,15 +8756,15 @@
       </w:r>
       <w:r>
         <w:br/>
-        <w:t xml:space="preserve">   - 상태: 위험</w:t>
+        <w:t xml:space="preserve">   - 상태: 경고</w:t>
       </w:r>
       <w:r>
         <w:br/>
-        <w:t xml:space="preserve">   - 측정값: 19</w:t>
+        <w:t xml:space="preserve">   - 측정값: 1</w:t>
       </w:r>
       <w:r>
         <w:br/>
-        <w:t xml:space="preserve">   - 메시지: 즉시 조치 필요 (19.0개)</w:t>
+        <w:t xml:space="preserve">   - 메시지: 주의 필요 (1.0개)</w:t>
       </w:r>
       <w:r>
         <w:br/>
@@ -8968,103 +8776,7 @@
         <w:rPr>
           <w:b/>
         </w:rPr>
-        <w:t>[위험] [SVC-008] Failed Pod</w:t>
-      </w:r>
-      <w:r>
-        <w:br/>
-        <w:t xml:space="preserve">   - 환경: DEV</w:t>
-      </w:r>
-      <w:r>
-        <w:br/>
-        <w:t xml:space="preserve">   - 대상: DEV Services</w:t>
-      </w:r>
-      <w:r>
-        <w:br/>
-        <w:t xml:space="preserve">   - 상태: 위험</w:t>
-      </w:r>
-      <w:r>
-        <w:br/>
-        <w:t xml:space="preserve">   - 측정값: 10</w:t>
-      </w:r>
-      <w:r>
-        <w:br/>
-        <w:t xml:space="preserve">   - 메시지: 즉시 조치 필요 (10.0개)</w:t>
-      </w:r>
-      <w:r>
-        <w:br/>
-        <w:t xml:space="preserve">   - 중요도: critical</w:t>
-      </w:r>
-    </w:p>
-    <w:p>
-      <w:r>
-        <w:rPr>
-          <w:b/>
-        </w:rPr>
-        <w:t>[위험] [APP-ARGO-01] ArgoCD Server</w:t>
-      </w:r>
-      <w:r>
-        <w:br/>
-        <w:t xml:space="preserve">   - 환경: DEV</w:t>
-      </w:r>
-      <w:r>
-        <w:br/>
-        <w:t xml:space="preserve">   - 대상: DEV Apps</w:t>
-      </w:r>
-      <w:r>
-        <w:br/>
-        <w:t xml:space="preserve">   - 상태: 위험</w:t>
-      </w:r>
-      <w:r>
-        <w:br/>
-        <w:t xml:space="preserve">   - 측정값: 0</w:t>
-      </w:r>
-      <w:r>
-        <w:br/>
-        <w:t xml:space="preserve">   - 메시지: 개수 부족 (현재 0/1)</w:t>
-      </w:r>
-      <w:r>
-        <w:br/>
-        <w:t xml:space="preserve">   - 중요도: critical</w:t>
-      </w:r>
-    </w:p>
-    <w:p>
-      <w:r>
-        <w:rPr>
-          <w:b/>
-        </w:rPr>
-        <w:t>[위험] [APP-HBR-01] Harbor Core</w:t>
-      </w:r>
-      <w:r>
-        <w:br/>
-        <w:t xml:space="preserve">   - 환경: DEV</w:t>
-      </w:r>
-      <w:r>
-        <w:br/>
-        <w:t xml:space="preserve">   - 대상: DEV Apps</w:t>
-      </w:r>
-      <w:r>
-        <w:br/>
-        <w:t xml:space="preserve">   - 상태: 위험</w:t>
-      </w:r>
-      <w:r>
-        <w:br/>
-        <w:t xml:space="preserve">   - 측정값: 0</w:t>
-      </w:r>
-      <w:r>
-        <w:br/>
-        <w:t xml:space="preserve">   - 메시지: 개수 부족 (현재 0/1)</w:t>
-      </w:r>
-      <w:r>
-        <w:br/>
-        <w:t xml:space="preserve">   - 중요도: critical</w:t>
-      </w:r>
-    </w:p>
-    <w:p>
-      <w:r>
-        <w:rPr>
-          <w:b/>
-        </w:rPr>
-        <w:t>[위험] [APP-CEPH-02] Ceph OSD 상태</w:t>
+        <w:t>[위험] [APP-ELK-01] Elasticsearch Master</w:t>
       </w:r>
       <w:r>
         <w:br/>
@@ -9089,230 +8801,6 @@
       <w:r>
         <w:br/>
         <w:t xml:space="preserve">   - 중요도: high</w:t>
-      </w:r>
-    </w:p>
-    <w:p>
-      <w:r>
-        <w:rPr>
-          <w:b/>
-        </w:rPr>
-        <w:t>[위험] [APP-MON-01] Grafana</w:t>
-      </w:r>
-      <w:r>
-        <w:br/>
-        <w:t xml:space="preserve">   - 환경: DEV</w:t>
-      </w:r>
-      <w:r>
-        <w:br/>
-        <w:t xml:space="preserve">   - 대상: DEV Apps</w:t>
-      </w:r>
-      <w:r>
-        <w:br/>
-        <w:t xml:space="preserve">   - 상태: 위험</w:t>
-      </w:r>
-      <w:r>
-        <w:br/>
-        <w:t xml:space="preserve">   - 측정값: 0</w:t>
-      </w:r>
-      <w:r>
-        <w:br/>
-        <w:t xml:space="preserve">   - 메시지: 개수 부족 (현재 0/1)</w:t>
-      </w:r>
-      <w:r>
-        <w:br/>
-        <w:t xml:space="preserve">   - 중요도: medium</w:t>
-      </w:r>
-    </w:p>
-    <w:p>
-      <w:r>
-        <w:rPr>
-          <w:b/>
-        </w:rPr>
-        <w:t>[위험] [APP-ELK-01] Elasticsearch Master</w:t>
-      </w:r>
-      <w:r>
-        <w:br/>
-        <w:t xml:space="preserve">   - 환경: DEV</w:t>
-      </w:r>
-      <w:r>
-        <w:br/>
-        <w:t xml:space="preserve">   - 대상: DEV Apps</w:t>
-      </w:r>
-      <w:r>
-        <w:br/>
-        <w:t xml:space="preserve">   - 상태: 위험</w:t>
-      </w:r>
-      <w:r>
-        <w:br/>
-        <w:t xml:space="preserve">   - 측정값: 1</w:t>
-      </w:r>
-      <w:r>
-        <w:br/>
-        <w:t xml:space="preserve">   - 메시지: 개수 부족 (현재 1/3)</w:t>
-      </w:r>
-      <w:r>
-        <w:br/>
-        <w:t xml:space="preserve">   - 중요도: high</w:t>
-      </w:r>
-    </w:p>
-    <w:p>
-      <w:r>
-        <w:rPr>
-          <w:b/>
-        </w:rPr>
-        <w:t>[위험] [APP-KEY-01] Keycloak</w:t>
-      </w:r>
-      <w:r>
-        <w:br/>
-        <w:t xml:space="preserve">   - 환경: DEV</w:t>
-      </w:r>
-      <w:r>
-        <w:br/>
-        <w:t xml:space="preserve">   - 대상: DEV Apps</w:t>
-      </w:r>
-      <w:r>
-        <w:br/>
-        <w:t xml:space="preserve">   - 상태: 위험</w:t>
-      </w:r>
-      <w:r>
-        <w:br/>
-        <w:t xml:space="preserve">   - 측정값: 0</w:t>
-      </w:r>
-      <w:r>
-        <w:br/>
-        <w:t xml:space="preserve">   - 메시지: 개수 부족 (현재 0/1)</w:t>
-      </w:r>
-      <w:r>
-        <w:br/>
-        <w:t xml:space="preserve">   - 중요도: critical</w:t>
-      </w:r>
-    </w:p>
-    <w:p>
-      <w:r>
-        <w:rPr>
-          <w:b/>
-        </w:rPr>
-        <w:t>[위험] [APP-LOKI-01] Loki Gateway</w:t>
-      </w:r>
-      <w:r>
-        <w:br/>
-        <w:t xml:space="preserve">   - 환경: DEV</w:t>
-      </w:r>
-      <w:r>
-        <w:br/>
-        <w:t xml:space="preserve">   - 대상: DEV Apps</w:t>
-      </w:r>
-      <w:r>
-        <w:br/>
-        <w:t xml:space="preserve">   - 상태: 위험</w:t>
-      </w:r>
-      <w:r>
-        <w:br/>
-        <w:t xml:space="preserve">   - 측정값: 0</w:t>
-      </w:r>
-      <w:r>
-        <w:br/>
-        <w:t xml:space="preserve">   - 메시지: 개수 부족 (현재 0/1)</w:t>
-      </w:r>
-      <w:r>
-        <w:br/>
-        <w:t xml:space="preserve">   - 중요도: high</w:t>
-      </w:r>
-    </w:p>
-    <w:p>
-      <w:r>
-        <w:rPr>
-          <w:b/>
-        </w:rPr>
-        <w:t>[위험] [APP-NEX-01] Nexus</w:t>
-      </w:r>
-      <w:r>
-        <w:br/>
-        <w:t xml:space="preserve">   - 환경: DEV</w:t>
-      </w:r>
-      <w:r>
-        <w:br/>
-        <w:t xml:space="preserve">   - 대상: DEV Apps</w:t>
-      </w:r>
-      <w:r>
-        <w:br/>
-        <w:t xml:space="preserve">   - 상태: 위험</w:t>
-      </w:r>
-      <w:r>
-        <w:br/>
-        <w:t xml:space="preserve">   - 측정값: 0</w:t>
-      </w:r>
-      <w:r>
-        <w:br/>
-        <w:t xml:space="preserve">   - 메시지: 개수 부족 (현재 0/1)</w:t>
-      </w:r>
-      <w:r>
-        <w:br/>
-        <w:t xml:space="preserve">   - 중요도: high</w:t>
-      </w:r>
-    </w:p>
-    <w:p>
-      <w:r>
-        <w:rPr>
-          <w:b/>
-        </w:rPr>
-        <w:t>[위험] [APP-RABBIT-01] RabbitMQ</w:t>
-      </w:r>
-      <w:r>
-        <w:br/>
-        <w:t xml:space="preserve">   - 환경: DEV</w:t>
-      </w:r>
-      <w:r>
-        <w:br/>
-        <w:t xml:space="preserve">   - 대상: DEV Apps</w:t>
-      </w:r>
-      <w:r>
-        <w:br/>
-        <w:t xml:space="preserve">   - 상태: 위험</w:t>
-      </w:r>
-      <w:r>
-        <w:br/>
-        <w:t xml:space="preserve">   - 측정값: 0</w:t>
-      </w:r>
-      <w:r>
-        <w:br/>
-        <w:t xml:space="preserve">   - 메시지: 개수 부족 (현재 0/1)</w:t>
-      </w:r>
-      <w:r>
-        <w:br/>
-        <w:t xml:space="preserve">   - 중요도: high</w:t>
-      </w:r>
-    </w:p>
-    <w:p>
-      <w:r>
-        <w:rPr>
-          <w:b/>
-        </w:rPr>
-        <w:t>[위험] [APP-SONAR-01] SonarQube</w:t>
-      </w:r>
-      <w:r>
-        <w:br/>
-        <w:t xml:space="preserve">   - 환경: DEV</w:t>
-      </w:r>
-      <w:r>
-        <w:br/>
-        <w:t xml:space="preserve">   - 대상: DEV Apps</w:t>
-      </w:r>
-      <w:r>
-        <w:br/>
-        <w:t xml:space="preserve">   - 상태: 위험</w:t>
-      </w:r>
-      <w:r>
-        <w:br/>
-        <w:t xml:space="preserve">   - 측정값: 0</w:t>
-      </w:r>
-      <w:r>
-        <w:br/>
-        <w:t xml:space="preserve">   - 메시지: 개수 부족 (현재 0/1)</w:t>
-      </w:r>
-      <w:r>
-        <w:br/>
-        <w:t xml:space="preserve">   - 중요도: medium</w:t>
       </w:r>
     </w:p>
     <w:p/>
